--- a/Mandat 1 - Planification/Document d'analyse.docx
+++ b/Mandat 1 - Planification/Document d'analyse.docx
@@ -38,6 +38,7 @@
         </w:rPr>
         <w:t xml:space="preserve">La compagnie </w:t>
       </w:r>
+      <w:proofErr w:type="spellStart"/>
       <w:r>
         <w:rPr>
           <w:sz w:val="24"/>
@@ -50,7 +51,15 @@
           <w:sz w:val="24"/>
           <w:szCs w:val="24"/>
         </w:rPr>
-        <w:t>elleVibe est un fournisseur de services de télécommunications, offrant les</w:t>
+        <w:t>elleVibe</w:t>
+      </w:r>
+      <w:proofErr w:type="spellEnd"/>
+      <w:r>
+        <w:rPr>
+          <w:sz w:val="24"/>
+          <w:szCs w:val="24"/>
+        </w:rPr>
+        <w:t xml:space="preserve"> est un fournisseur de services de télécommunications, offrant les</w:t>
       </w:r>
       <w:r>
         <w:rPr>
@@ -962,7 +971,15 @@
           <w:sz w:val="24"/>
           <w:szCs w:val="24"/>
         </w:rPr>
-        <w:t>L’application est utilisée uniquement par le personnel interne de Belle</w:t>
+        <w:t xml:space="preserve">L’application est utilisée uniquement par le personnel interne de </w:t>
+      </w:r>
+      <w:proofErr w:type="spellStart"/>
+      <w:r>
+        <w:rPr>
+          <w:sz w:val="24"/>
+          <w:szCs w:val="24"/>
+        </w:rPr>
+        <w:t>Belle</w:t>
       </w:r>
       <w:r>
         <w:rPr>
@@ -978,6 +995,7 @@
         </w:rPr>
         <w:t>e</w:t>
       </w:r>
+      <w:proofErr w:type="spellEnd"/>
     </w:p>
     <w:p>
       <w:pPr>
@@ -1148,6 +1166,1120 @@
           <w:szCs w:val="24"/>
         </w:rPr>
         <w:t>L’application est développée dans un cadre académique</w:t>
+      </w:r>
+    </w:p>
+    <w:p>
+      <w:pPr>
+        <w:rPr>
+          <w:sz w:val="24"/>
+          <w:szCs w:val="24"/>
+        </w:rPr>
+      </w:pPr>
+    </w:p>
+    <w:p>
+      <w:pPr>
+        <w:rPr>
+          <w:sz w:val="24"/>
+          <w:szCs w:val="24"/>
+        </w:rPr>
+      </w:pPr>
+    </w:p>
+    <w:p>
+      <w:pPr>
+        <w:rPr>
+          <w:sz w:val="24"/>
+          <w:szCs w:val="24"/>
+        </w:rPr>
+      </w:pPr>
+    </w:p>
+    <w:p>
+      <w:pPr>
+        <w:rPr>
+          <w:sz w:val="24"/>
+          <w:szCs w:val="24"/>
+        </w:rPr>
+      </w:pPr>
+    </w:p>
+    <w:p>
+      <w:pPr>
+        <w:rPr>
+          <w:sz w:val="24"/>
+          <w:szCs w:val="24"/>
+        </w:rPr>
+      </w:pPr>
+    </w:p>
+    <w:p>
+      <w:pPr>
+        <w:rPr>
+          <w:sz w:val="24"/>
+          <w:szCs w:val="24"/>
+        </w:rPr>
+      </w:pPr>
+      <w:r>
+        <w:rPr>
+          <w:sz w:val="24"/>
+          <w:szCs w:val="24"/>
+        </w:rPr>
+        <w:lastRenderedPageBreak/>
+        <w:t>Diagramme de cas d’utilisation</w:t>
+      </w:r>
+      <w:r>
+        <w:rPr>
+          <w:sz w:val="24"/>
+          <w:szCs w:val="24"/>
+        </w:rPr>
+        <w:t xml:space="preserve"> : </w:t>
+      </w:r>
+    </w:p>
+    <w:p>
+      <w:pPr>
+        <w:rPr>
+          <w:sz w:val="24"/>
+          <w:szCs w:val="24"/>
+        </w:rPr>
+      </w:pPr>
+      <w:r>
+        <w:rPr>
+          <w:sz w:val="24"/>
+          <w:szCs w:val="24"/>
+        </w:rPr>
+        <w:drawing>
+          <wp:inline distT="0" distB="0" distL="0" distR="0" wp14:anchorId="42B4A693" wp14:editId="2171561F">
+            <wp:extent cx="5943600" cy="5509260"/>
+            <wp:effectExtent l="0" t="0" r="0" b="0"/>
+            <wp:docPr id="1776161636" name="Image 1" descr="Une image contenant texte, capture d’écran, diagramme, astronomie&#10;&#10;Le contenu généré par l’IA peut être incorrect."/>
+            <wp:cNvGraphicFramePr>
+              <a:graphicFrameLocks xmlns:a="http://schemas.openxmlformats.org/drawingml/2006/main" noChangeAspect="1"/>
+            </wp:cNvGraphicFramePr>
+            <a:graphic xmlns:a="http://schemas.openxmlformats.org/drawingml/2006/main">
+              <a:graphicData uri="http://schemas.openxmlformats.org/drawingml/2006/picture">
+                <pic:pic xmlns:pic="http://schemas.openxmlformats.org/drawingml/2006/picture">
+                  <pic:nvPicPr>
+                    <pic:cNvPr id="1776161636" name="Image 1" descr="Une image contenant texte, capture d’écran, diagramme, astronomie&#10;&#10;Le contenu généré par l’IA peut être incorrect."/>
+                    <pic:cNvPicPr/>
+                  </pic:nvPicPr>
+                  <pic:blipFill>
+                    <a:blip r:embed="rId7"/>
+                    <a:stretch>
+                      <a:fillRect/>
+                    </a:stretch>
+                  </pic:blipFill>
+                  <pic:spPr>
+                    <a:xfrm>
+                      <a:off x="0" y="0"/>
+                      <a:ext cx="5943600" cy="5509260"/>
+                    </a:xfrm>
+                    <a:prstGeom prst="rect">
+                      <a:avLst/>
+                    </a:prstGeom>
+                  </pic:spPr>
+                </pic:pic>
+              </a:graphicData>
+            </a:graphic>
+          </wp:inline>
+        </w:drawing>
+      </w:r>
+    </w:p>
+    <w:p>
+      <w:pPr>
+        <w:rPr>
+          <w:sz w:val="24"/>
+          <w:szCs w:val="24"/>
+        </w:rPr>
+      </w:pPr>
+    </w:p>
+    <w:p>
+      <w:pPr>
+        <w:rPr>
+          <w:sz w:val="24"/>
+          <w:szCs w:val="24"/>
+        </w:rPr>
+      </w:pPr>
+    </w:p>
+    <w:p>
+      <w:pPr>
+        <w:rPr>
+          <w:sz w:val="24"/>
+          <w:szCs w:val="24"/>
+        </w:rPr>
+      </w:pPr>
+    </w:p>
+    <w:p>
+      <w:pPr>
+        <w:rPr>
+          <w:sz w:val="24"/>
+          <w:szCs w:val="24"/>
+        </w:rPr>
+      </w:pPr>
+    </w:p>
+    <w:p>
+      <w:pPr>
+        <w:rPr>
+          <w:sz w:val="24"/>
+          <w:szCs w:val="24"/>
+        </w:rPr>
+      </w:pPr>
+    </w:p>
+    <w:p>
+      <w:pPr>
+        <w:rPr>
+          <w:sz w:val="24"/>
+          <w:szCs w:val="24"/>
+        </w:rPr>
+      </w:pPr>
+    </w:p>
+    <w:p>
+      <w:pPr>
+        <w:rPr>
+          <w:sz w:val="24"/>
+          <w:szCs w:val="24"/>
+        </w:rPr>
+      </w:pPr>
+    </w:p>
+    <w:p>
+      <w:pPr>
+        <w:rPr>
+          <w:sz w:val="24"/>
+          <w:szCs w:val="24"/>
+        </w:rPr>
+      </w:pPr>
+      <w:r>
+        <w:rPr>
+          <w:sz w:val="24"/>
+          <w:szCs w:val="24"/>
+        </w:rPr>
+        <w:lastRenderedPageBreak/>
+        <w:t xml:space="preserve">Matrice de </w:t>
+      </w:r>
+      <w:r>
+        <w:rPr>
+          <w:sz w:val="24"/>
+          <w:szCs w:val="24"/>
+        </w:rPr>
+        <w:t xml:space="preserve">permissions : </w:t>
+      </w:r>
+    </w:p>
+    <w:p>
+      <w:pPr>
+        <w:rPr>
+          <w:sz w:val="24"/>
+          <w:szCs w:val="24"/>
+        </w:rPr>
+      </w:pPr>
+      <w:r>
+        <w:rPr>
+          <w:sz w:val="24"/>
+          <w:szCs w:val="24"/>
+        </w:rPr>
+        <w:drawing>
+          <wp:inline distT="0" distB="0" distL="0" distR="0" wp14:anchorId="5E4AEF47" wp14:editId="6C4B5A85">
+            <wp:extent cx="5943600" cy="7560945"/>
+            <wp:effectExtent l="0" t="0" r="0" b="1905"/>
+            <wp:docPr id="938405936" name="Image 1" descr="Une image contenant texte, nombre, Parallèle, Police&#10;&#10;Le contenu généré par l’IA peut être incorrect."/>
+            <wp:cNvGraphicFramePr>
+              <a:graphicFrameLocks xmlns:a="http://schemas.openxmlformats.org/drawingml/2006/main" noChangeAspect="1"/>
+            </wp:cNvGraphicFramePr>
+            <a:graphic xmlns:a="http://schemas.openxmlformats.org/drawingml/2006/main">
+              <a:graphicData uri="http://schemas.openxmlformats.org/drawingml/2006/picture">
+                <pic:pic xmlns:pic="http://schemas.openxmlformats.org/drawingml/2006/picture">
+                  <pic:nvPicPr>
+                    <pic:cNvPr id="938405936" name="Image 1" descr="Une image contenant texte, nombre, Parallèle, Police&#10;&#10;Le contenu généré par l’IA peut être incorrect."/>
+                    <pic:cNvPicPr/>
+                  </pic:nvPicPr>
+                  <pic:blipFill>
+                    <a:blip r:embed="rId8"/>
+                    <a:stretch>
+                      <a:fillRect/>
+                    </a:stretch>
+                  </pic:blipFill>
+                  <pic:spPr>
+                    <a:xfrm>
+                      <a:off x="0" y="0"/>
+                      <a:ext cx="5943600" cy="7560945"/>
+                    </a:xfrm>
+                    <a:prstGeom prst="rect">
+                      <a:avLst/>
+                    </a:prstGeom>
+                  </pic:spPr>
+                </pic:pic>
+              </a:graphicData>
+            </a:graphic>
+          </wp:inline>
+        </w:drawing>
+      </w:r>
+    </w:p>
+    <w:p>
+      <w:pPr>
+        <w:rPr>
+          <w:sz w:val="24"/>
+          <w:szCs w:val="24"/>
+        </w:rPr>
+      </w:pPr>
+      <w:r>
+        <w:rPr>
+          <w:sz w:val="24"/>
+          <w:szCs w:val="24"/>
+        </w:rPr>
+        <w:lastRenderedPageBreak/>
+        <w:drawing>
+          <wp:inline distT="0" distB="0" distL="0" distR="0" wp14:anchorId="413307A0" wp14:editId="23AB9C8B">
+            <wp:extent cx="5943600" cy="6059170"/>
+            <wp:effectExtent l="0" t="0" r="0" b="0"/>
+            <wp:docPr id="965993981" name="Image 1" descr="Une image contenant texte, capture d’écran, nombre, Parallèle&#10;&#10;Le contenu généré par l’IA peut être incorrect."/>
+            <wp:cNvGraphicFramePr>
+              <a:graphicFrameLocks xmlns:a="http://schemas.openxmlformats.org/drawingml/2006/main" noChangeAspect="1"/>
+            </wp:cNvGraphicFramePr>
+            <a:graphic xmlns:a="http://schemas.openxmlformats.org/drawingml/2006/main">
+              <a:graphicData uri="http://schemas.openxmlformats.org/drawingml/2006/picture">
+                <pic:pic xmlns:pic="http://schemas.openxmlformats.org/drawingml/2006/picture">
+                  <pic:nvPicPr>
+                    <pic:cNvPr id="965993981" name="Image 1" descr="Une image contenant texte, capture d’écran, nombre, Parallèle&#10;&#10;Le contenu généré par l’IA peut être incorrect."/>
+                    <pic:cNvPicPr/>
+                  </pic:nvPicPr>
+                  <pic:blipFill>
+                    <a:blip r:embed="rId9"/>
+                    <a:stretch>
+                      <a:fillRect/>
+                    </a:stretch>
+                  </pic:blipFill>
+                  <pic:spPr>
+                    <a:xfrm>
+                      <a:off x="0" y="0"/>
+                      <a:ext cx="5943600" cy="6059170"/>
+                    </a:xfrm>
+                    <a:prstGeom prst="rect">
+                      <a:avLst/>
+                    </a:prstGeom>
+                  </pic:spPr>
+                </pic:pic>
+              </a:graphicData>
+            </a:graphic>
+          </wp:inline>
+        </w:drawing>
+      </w:r>
+    </w:p>
+    <w:p>
+      <w:pPr>
+        <w:rPr>
+          <w:sz w:val="24"/>
+          <w:szCs w:val="24"/>
+        </w:rPr>
+      </w:pPr>
+      <w:r>
+        <w:rPr>
+          <w:sz w:val="24"/>
+          <w:szCs w:val="24"/>
+        </w:rPr>
+        <w:br w:type="page"/>
+      </w:r>
+    </w:p>
+    <w:p>
+      <w:pPr>
+        <w:rPr>
+          <w:sz w:val="24"/>
+          <w:szCs w:val="24"/>
+        </w:rPr>
+      </w:pPr>
+      <w:r>
+        <w:rPr>
+          <w:sz w:val="24"/>
+          <w:szCs w:val="24"/>
+        </w:rPr>
+        <w:lastRenderedPageBreak/>
+        <w:t xml:space="preserve">Diagramme de Modèle relationnel : </w:t>
+      </w:r>
+    </w:p>
+    <w:p>
+      <w:pPr>
+        <w:rPr>
+          <w:sz w:val="24"/>
+          <w:szCs w:val="24"/>
+        </w:rPr>
+      </w:pPr>
+      <w:r>
+        <w:rPr>
+          <w:sz w:val="24"/>
+          <w:szCs w:val="24"/>
+        </w:rPr>
+        <w:drawing>
+          <wp:inline distT="0" distB="0" distL="0" distR="0" wp14:anchorId="25AC2E24" wp14:editId="70C55BE6">
+            <wp:extent cx="5943600" cy="4064000"/>
+            <wp:effectExtent l="0" t="0" r="0" b="0"/>
+            <wp:docPr id="394047848" name="Image 1" descr="Une image contenant texte, capture d’écran, diagramme, ligne&#10;&#10;Le contenu généré par l’IA peut être incorrect."/>
+            <wp:cNvGraphicFramePr>
+              <a:graphicFrameLocks xmlns:a="http://schemas.openxmlformats.org/drawingml/2006/main" noChangeAspect="1"/>
+            </wp:cNvGraphicFramePr>
+            <a:graphic xmlns:a="http://schemas.openxmlformats.org/drawingml/2006/main">
+              <a:graphicData uri="http://schemas.openxmlformats.org/drawingml/2006/picture">
+                <pic:pic xmlns:pic="http://schemas.openxmlformats.org/drawingml/2006/picture">
+                  <pic:nvPicPr>
+                    <pic:cNvPr id="394047848" name="Image 1" descr="Une image contenant texte, capture d’écran, diagramme, ligne&#10;&#10;Le contenu généré par l’IA peut être incorrect."/>
+                    <pic:cNvPicPr/>
+                  </pic:nvPicPr>
+                  <pic:blipFill>
+                    <a:blip r:embed="rId10"/>
+                    <a:stretch>
+                      <a:fillRect/>
+                    </a:stretch>
+                  </pic:blipFill>
+                  <pic:spPr>
+                    <a:xfrm>
+                      <a:off x="0" y="0"/>
+                      <a:ext cx="5943600" cy="4064000"/>
+                    </a:xfrm>
+                    <a:prstGeom prst="rect">
+                      <a:avLst/>
+                    </a:prstGeom>
+                  </pic:spPr>
+                </pic:pic>
+              </a:graphicData>
+            </a:graphic>
+          </wp:inline>
+        </w:drawing>
+      </w:r>
+    </w:p>
+    <w:p>
+      <w:pPr>
+        <w:rPr>
+          <w:sz w:val="24"/>
+          <w:szCs w:val="24"/>
+        </w:rPr>
+      </w:pPr>
+      <w:r>
+        <w:rPr>
+          <w:sz w:val="24"/>
+          <w:szCs w:val="24"/>
+        </w:rPr>
+        <w:t>Diagramme Entité-Relations</w:t>
+      </w:r>
+    </w:p>
+    <w:p>
+      <w:pPr>
+        <w:rPr>
+          <w:sz w:val="24"/>
+          <w:szCs w:val="24"/>
+        </w:rPr>
+      </w:pPr>
+      <w:r>
+        <w:rPr>
+          <w:sz w:val="24"/>
+          <w:szCs w:val="24"/>
+        </w:rPr>
+        <w:drawing>
+          <wp:inline distT="0" distB="0" distL="0" distR="0" wp14:anchorId="2C48997D" wp14:editId="4AE88FC8">
+            <wp:extent cx="5943600" cy="3307080"/>
+            <wp:effectExtent l="0" t="0" r="0" b="7620"/>
+            <wp:docPr id="1383194923" name="Image 1" descr="Une image contenant capture d’écran, diagramme, texte&#10;&#10;Le contenu généré par l’IA peut être incorrect."/>
+            <wp:cNvGraphicFramePr>
+              <a:graphicFrameLocks xmlns:a="http://schemas.openxmlformats.org/drawingml/2006/main" noChangeAspect="1"/>
+            </wp:cNvGraphicFramePr>
+            <a:graphic xmlns:a="http://schemas.openxmlformats.org/drawingml/2006/main">
+              <a:graphicData uri="http://schemas.openxmlformats.org/drawingml/2006/picture">
+                <pic:pic xmlns:pic="http://schemas.openxmlformats.org/drawingml/2006/picture">
+                  <pic:nvPicPr>
+                    <pic:cNvPr id="1383194923" name="Image 1" descr="Une image contenant capture d’écran, diagramme, texte&#10;&#10;Le contenu généré par l’IA peut être incorrect."/>
+                    <pic:cNvPicPr/>
+                  </pic:nvPicPr>
+                  <pic:blipFill>
+                    <a:blip r:embed="rId11"/>
+                    <a:stretch>
+                      <a:fillRect/>
+                    </a:stretch>
+                  </pic:blipFill>
+                  <pic:spPr>
+                    <a:xfrm>
+                      <a:off x="0" y="0"/>
+                      <a:ext cx="5943600" cy="3307080"/>
+                    </a:xfrm>
+                    <a:prstGeom prst="rect">
+                      <a:avLst/>
+                    </a:prstGeom>
+                  </pic:spPr>
+                </pic:pic>
+              </a:graphicData>
+            </a:graphic>
+          </wp:inline>
+        </w:drawing>
+      </w:r>
+    </w:p>
+    <w:p>
+      <w:pPr>
+        <w:rPr>
+          <w:sz w:val="24"/>
+          <w:szCs w:val="24"/>
+        </w:rPr>
+      </w:pPr>
+      <w:r>
+        <w:rPr>
+          <w:sz w:val="24"/>
+          <w:szCs w:val="24"/>
+        </w:rPr>
+        <w:br w:type="page"/>
+      </w:r>
+      <w:r>
+        <w:rPr>
+          <w:sz w:val="24"/>
+          <w:szCs w:val="24"/>
+        </w:rPr>
+        <w:lastRenderedPageBreak/>
+        <w:drawing>
+          <wp:anchor distT="0" distB="0" distL="114300" distR="114300" simplePos="0" relativeHeight="251665408" behindDoc="0" locked="0" layoutInCell="1" allowOverlap="1" wp14:anchorId="652EFB47" wp14:editId="1E346BA3">
+            <wp:simplePos x="0" y="0"/>
+            <wp:positionH relativeFrom="margin">
+              <wp:align>left</wp:align>
+            </wp:positionH>
+            <wp:positionV relativeFrom="paragraph">
+              <wp:posOffset>5583354</wp:posOffset>
+            </wp:positionV>
+            <wp:extent cx="2962275" cy="2104390"/>
+            <wp:effectExtent l="0" t="0" r="9525" b="0"/>
+            <wp:wrapTopAndBottom/>
+            <wp:docPr id="591083861" name="Image 1" descr="Une image contenant texte, capture d’écran, nombre, Police&#10;&#10;Le contenu généré par l’IA peut être incorrect."/>
+            <wp:cNvGraphicFramePr>
+              <a:graphicFrameLocks xmlns:a="http://schemas.openxmlformats.org/drawingml/2006/main" noChangeAspect="1"/>
+            </wp:cNvGraphicFramePr>
+            <a:graphic xmlns:a="http://schemas.openxmlformats.org/drawingml/2006/main">
+              <a:graphicData uri="http://schemas.openxmlformats.org/drawingml/2006/picture">
+                <pic:pic xmlns:pic="http://schemas.openxmlformats.org/drawingml/2006/picture">
+                  <pic:nvPicPr>
+                    <pic:cNvPr id="591083861" name="Image 1" descr="Une image contenant texte, capture d’écran, nombre, Police&#10;&#10;Le contenu généré par l’IA peut être incorrect."/>
+                    <pic:cNvPicPr/>
+                  </pic:nvPicPr>
+                  <pic:blipFill>
+                    <a:blip r:embed="rId12" cstate="print">
+                      <a:extLst>
+                        <a:ext uri="{28A0092B-C50C-407E-A947-70E740481C1C}">
+                          <a14:useLocalDpi xmlns:a14="http://schemas.microsoft.com/office/drawing/2010/main" val="0"/>
+                        </a:ext>
+                      </a:extLst>
+                    </a:blip>
+                    <a:stretch>
+                      <a:fillRect/>
+                    </a:stretch>
+                  </pic:blipFill>
+                  <pic:spPr>
+                    <a:xfrm>
+                      <a:off x="0" y="0"/>
+                      <a:ext cx="2962275" cy="2104390"/>
+                    </a:xfrm>
+                    <a:prstGeom prst="rect">
+                      <a:avLst/>
+                    </a:prstGeom>
+                  </pic:spPr>
+                </pic:pic>
+              </a:graphicData>
+            </a:graphic>
+            <wp14:sizeRelH relativeFrom="margin">
+              <wp14:pctWidth>0</wp14:pctWidth>
+            </wp14:sizeRelH>
+            <wp14:sizeRelV relativeFrom="margin">
+              <wp14:pctHeight>0</wp14:pctHeight>
+            </wp14:sizeRelV>
+          </wp:anchor>
+        </w:drawing>
+      </w:r>
+      <w:r>
+        <w:rPr>
+          <w:sz w:val="24"/>
+          <w:szCs w:val="24"/>
+        </w:rPr>
+        <w:drawing>
+          <wp:anchor distT="0" distB="0" distL="114300" distR="114300" simplePos="0" relativeHeight="251664384" behindDoc="0" locked="0" layoutInCell="1" allowOverlap="1" wp14:anchorId="522903A7" wp14:editId="77B1253F">
+            <wp:simplePos x="0" y="0"/>
+            <wp:positionH relativeFrom="margin">
+              <wp:posOffset>2978150</wp:posOffset>
+            </wp:positionH>
+            <wp:positionV relativeFrom="paragraph">
+              <wp:posOffset>5725160</wp:posOffset>
+            </wp:positionV>
+            <wp:extent cx="2940050" cy="1750695"/>
+            <wp:effectExtent l="0" t="0" r="0" b="1905"/>
+            <wp:wrapTopAndBottom/>
+            <wp:docPr id="1448461634" name="Image 1" descr="Une image contenant texte, capture d’écran, nombre, Police&#10;&#10;Le contenu généré par l’IA peut être incorrect."/>
+            <wp:cNvGraphicFramePr>
+              <a:graphicFrameLocks xmlns:a="http://schemas.openxmlformats.org/drawingml/2006/main" noChangeAspect="1"/>
+            </wp:cNvGraphicFramePr>
+            <a:graphic xmlns:a="http://schemas.openxmlformats.org/drawingml/2006/main">
+              <a:graphicData uri="http://schemas.openxmlformats.org/drawingml/2006/picture">
+                <pic:pic xmlns:pic="http://schemas.openxmlformats.org/drawingml/2006/picture">
+                  <pic:nvPicPr>
+                    <pic:cNvPr id="1448461634" name="Image 1" descr="Une image contenant texte, capture d’écran, nombre, Police&#10;&#10;Le contenu généré par l’IA peut être incorrect."/>
+                    <pic:cNvPicPr/>
+                  </pic:nvPicPr>
+                  <pic:blipFill>
+                    <a:blip r:embed="rId13" cstate="print">
+                      <a:extLst>
+                        <a:ext uri="{28A0092B-C50C-407E-A947-70E740481C1C}">
+                          <a14:useLocalDpi xmlns:a14="http://schemas.microsoft.com/office/drawing/2010/main" val="0"/>
+                        </a:ext>
+                      </a:extLst>
+                    </a:blip>
+                    <a:stretch>
+                      <a:fillRect/>
+                    </a:stretch>
+                  </pic:blipFill>
+                  <pic:spPr>
+                    <a:xfrm>
+                      <a:off x="0" y="0"/>
+                      <a:ext cx="2940050" cy="1750695"/>
+                    </a:xfrm>
+                    <a:prstGeom prst="rect">
+                      <a:avLst/>
+                    </a:prstGeom>
+                  </pic:spPr>
+                </pic:pic>
+              </a:graphicData>
+            </a:graphic>
+          </wp:anchor>
+        </w:drawing>
+      </w:r>
+      <w:r>
+        <w:rPr>
+          <w:sz w:val="24"/>
+          <w:szCs w:val="24"/>
+        </w:rPr>
+        <w:drawing>
+          <wp:anchor distT="0" distB="0" distL="114300" distR="114300" simplePos="0" relativeHeight="251663360" behindDoc="0" locked="0" layoutInCell="1" allowOverlap="1" wp14:anchorId="41AE6FF7" wp14:editId="05057F6D">
+            <wp:simplePos x="0" y="0"/>
+            <wp:positionH relativeFrom="margin">
+              <wp:align>right</wp:align>
+            </wp:positionH>
+            <wp:positionV relativeFrom="paragraph">
+              <wp:posOffset>3947210</wp:posOffset>
+            </wp:positionV>
+            <wp:extent cx="2962931" cy="1746420"/>
+            <wp:effectExtent l="0" t="0" r="8890" b="6350"/>
+            <wp:wrapTopAndBottom/>
+            <wp:docPr id="1373752877" name="Image 1" descr="Une image contenant texte, capture d’écran, Police, nombre&#10;&#10;Le contenu généré par l’IA peut être incorrect."/>
+            <wp:cNvGraphicFramePr>
+              <a:graphicFrameLocks xmlns:a="http://schemas.openxmlformats.org/drawingml/2006/main" noChangeAspect="1"/>
+            </wp:cNvGraphicFramePr>
+            <a:graphic xmlns:a="http://schemas.openxmlformats.org/drawingml/2006/main">
+              <a:graphicData uri="http://schemas.openxmlformats.org/drawingml/2006/picture">
+                <pic:pic xmlns:pic="http://schemas.openxmlformats.org/drawingml/2006/picture">
+                  <pic:nvPicPr>
+                    <pic:cNvPr id="1373752877" name="Image 1" descr="Une image contenant texte, capture d’écran, Police, nombre&#10;&#10;Le contenu généré par l’IA peut être incorrect."/>
+                    <pic:cNvPicPr/>
+                  </pic:nvPicPr>
+                  <pic:blipFill>
+                    <a:blip r:embed="rId14" cstate="print">
+                      <a:extLst>
+                        <a:ext uri="{28A0092B-C50C-407E-A947-70E740481C1C}">
+                          <a14:useLocalDpi xmlns:a14="http://schemas.microsoft.com/office/drawing/2010/main" val="0"/>
+                        </a:ext>
+                      </a:extLst>
+                    </a:blip>
+                    <a:stretch>
+                      <a:fillRect/>
+                    </a:stretch>
+                  </pic:blipFill>
+                  <pic:spPr>
+                    <a:xfrm>
+                      <a:off x="0" y="0"/>
+                      <a:ext cx="2962931" cy="1746420"/>
+                    </a:xfrm>
+                    <a:prstGeom prst="rect">
+                      <a:avLst/>
+                    </a:prstGeom>
+                  </pic:spPr>
+                </pic:pic>
+              </a:graphicData>
+            </a:graphic>
+          </wp:anchor>
+        </w:drawing>
+      </w:r>
+      <w:r>
+        <w:rPr>
+          <w:sz w:val="24"/>
+          <w:szCs w:val="24"/>
+        </w:rPr>
+        <w:drawing>
+          <wp:anchor distT="0" distB="0" distL="114300" distR="114300" simplePos="0" relativeHeight="251662336" behindDoc="0" locked="0" layoutInCell="1" allowOverlap="1" wp14:anchorId="46543F97" wp14:editId="33824BF8">
+            <wp:simplePos x="0" y="0"/>
+            <wp:positionH relativeFrom="margin">
+              <wp:align>left</wp:align>
+            </wp:positionH>
+            <wp:positionV relativeFrom="paragraph">
+              <wp:posOffset>3960495</wp:posOffset>
+            </wp:positionV>
+            <wp:extent cx="2950845" cy="1567815"/>
+            <wp:effectExtent l="0" t="0" r="1905" b="0"/>
+            <wp:wrapTopAndBottom/>
+            <wp:docPr id="1006901235" name="Image 1" descr="Une image contenant texte, capture d’écran, Police, nombre&#10;&#10;Le contenu généré par l’IA peut être incorrect."/>
+            <wp:cNvGraphicFramePr>
+              <a:graphicFrameLocks xmlns:a="http://schemas.openxmlformats.org/drawingml/2006/main" noChangeAspect="1"/>
+            </wp:cNvGraphicFramePr>
+            <a:graphic xmlns:a="http://schemas.openxmlformats.org/drawingml/2006/main">
+              <a:graphicData uri="http://schemas.openxmlformats.org/drawingml/2006/picture">
+                <pic:pic xmlns:pic="http://schemas.openxmlformats.org/drawingml/2006/picture">
+                  <pic:nvPicPr>
+                    <pic:cNvPr id="1006901235" name="Image 1" descr="Une image contenant texte, capture d’écran, Police, nombre&#10;&#10;Le contenu généré par l’IA peut être incorrect."/>
+                    <pic:cNvPicPr/>
+                  </pic:nvPicPr>
+                  <pic:blipFill>
+                    <a:blip r:embed="rId15" cstate="print">
+                      <a:extLst>
+                        <a:ext uri="{28A0092B-C50C-407E-A947-70E740481C1C}">
+                          <a14:useLocalDpi xmlns:a14="http://schemas.microsoft.com/office/drawing/2010/main" val="0"/>
+                        </a:ext>
+                      </a:extLst>
+                    </a:blip>
+                    <a:stretch>
+                      <a:fillRect/>
+                    </a:stretch>
+                  </pic:blipFill>
+                  <pic:spPr>
+                    <a:xfrm>
+                      <a:off x="0" y="0"/>
+                      <a:ext cx="2958369" cy="1571512"/>
+                    </a:xfrm>
+                    <a:prstGeom prst="rect">
+                      <a:avLst/>
+                    </a:prstGeom>
+                  </pic:spPr>
+                </pic:pic>
+              </a:graphicData>
+            </a:graphic>
+            <wp14:sizeRelH relativeFrom="margin">
+              <wp14:pctWidth>0</wp14:pctWidth>
+            </wp14:sizeRelH>
+            <wp14:sizeRelV relativeFrom="margin">
+              <wp14:pctHeight>0</wp14:pctHeight>
+            </wp14:sizeRelV>
+          </wp:anchor>
+        </w:drawing>
+      </w:r>
+      <w:r>
+        <w:rPr>
+          <w:sz w:val="24"/>
+          <w:szCs w:val="24"/>
+        </w:rPr>
+        <w:drawing>
+          <wp:anchor distT="0" distB="0" distL="114300" distR="114300" simplePos="0" relativeHeight="251661312" behindDoc="0" locked="0" layoutInCell="1" allowOverlap="1" wp14:anchorId="2859A101" wp14:editId="358E0B48">
+            <wp:simplePos x="0" y="0"/>
+            <wp:positionH relativeFrom="margin">
+              <wp:align>right</wp:align>
+            </wp:positionH>
+            <wp:positionV relativeFrom="paragraph">
+              <wp:posOffset>2324898</wp:posOffset>
+            </wp:positionV>
+            <wp:extent cx="2969260" cy="1592580"/>
+            <wp:effectExtent l="0" t="0" r="2540" b="7620"/>
+            <wp:wrapTopAndBottom/>
+            <wp:docPr id="1733349705" name="Image 1" descr="Une image contenant texte, capture d’écran, logiciel, Icône d’ordinateur&#10;&#10;Le contenu généré par l’IA peut être incorrect."/>
+            <wp:cNvGraphicFramePr>
+              <a:graphicFrameLocks xmlns:a="http://schemas.openxmlformats.org/drawingml/2006/main" noChangeAspect="1"/>
+            </wp:cNvGraphicFramePr>
+            <a:graphic xmlns:a="http://schemas.openxmlformats.org/drawingml/2006/main">
+              <a:graphicData uri="http://schemas.openxmlformats.org/drawingml/2006/picture">
+                <pic:pic xmlns:pic="http://schemas.openxmlformats.org/drawingml/2006/picture">
+                  <pic:nvPicPr>
+                    <pic:cNvPr id="1733349705" name="Image 1" descr="Une image contenant texte, capture d’écran, logiciel, Icône d’ordinateur&#10;&#10;Le contenu généré par l’IA peut être incorrect."/>
+                    <pic:cNvPicPr/>
+                  </pic:nvPicPr>
+                  <pic:blipFill>
+                    <a:blip r:embed="rId16">
+                      <a:extLst>
+                        <a:ext uri="{28A0092B-C50C-407E-A947-70E740481C1C}">
+                          <a14:useLocalDpi xmlns:a14="http://schemas.microsoft.com/office/drawing/2010/main" val="0"/>
+                        </a:ext>
+                      </a:extLst>
+                    </a:blip>
+                    <a:stretch>
+                      <a:fillRect/>
+                    </a:stretch>
+                  </pic:blipFill>
+                  <pic:spPr>
+                    <a:xfrm>
+                      <a:off x="0" y="0"/>
+                      <a:ext cx="2969260" cy="1592580"/>
+                    </a:xfrm>
+                    <a:prstGeom prst="rect">
+                      <a:avLst/>
+                    </a:prstGeom>
+                  </pic:spPr>
+                </pic:pic>
+              </a:graphicData>
+            </a:graphic>
+            <wp14:sizeRelH relativeFrom="margin">
+              <wp14:pctWidth>0</wp14:pctWidth>
+            </wp14:sizeRelH>
+            <wp14:sizeRelV relativeFrom="margin">
+              <wp14:pctHeight>0</wp14:pctHeight>
+            </wp14:sizeRelV>
+          </wp:anchor>
+        </w:drawing>
+      </w:r>
+      <w:r>
+        <w:rPr>
+          <w:sz w:val="24"/>
+          <w:szCs w:val="24"/>
+        </w:rPr>
+        <w:drawing>
+          <wp:anchor distT="0" distB="0" distL="114300" distR="114300" simplePos="0" relativeHeight="251660288" behindDoc="0" locked="0" layoutInCell="1" allowOverlap="1" wp14:anchorId="009F48AA" wp14:editId="3E33B081">
+            <wp:simplePos x="0" y="0"/>
+            <wp:positionH relativeFrom="margin">
+              <wp:align>left</wp:align>
+            </wp:positionH>
+            <wp:positionV relativeFrom="paragraph">
+              <wp:posOffset>2361565</wp:posOffset>
+            </wp:positionV>
+            <wp:extent cx="2928620" cy="1555750"/>
+            <wp:effectExtent l="0" t="0" r="5080" b="6350"/>
+            <wp:wrapTopAndBottom/>
+            <wp:docPr id="1626538029" name="Image 1" descr="Une image contenant texte, capture d’écran, logiciel&#10;&#10;Le contenu généré par l’IA peut être incorrect."/>
+            <wp:cNvGraphicFramePr>
+              <a:graphicFrameLocks xmlns:a="http://schemas.openxmlformats.org/drawingml/2006/main" noChangeAspect="1"/>
+            </wp:cNvGraphicFramePr>
+            <a:graphic xmlns:a="http://schemas.openxmlformats.org/drawingml/2006/main">
+              <a:graphicData uri="http://schemas.openxmlformats.org/drawingml/2006/picture">
+                <pic:pic xmlns:pic="http://schemas.openxmlformats.org/drawingml/2006/picture">
+                  <pic:nvPicPr>
+                    <pic:cNvPr id="1626538029" name="Image 1" descr="Une image contenant texte, capture d’écran, logiciel&#10;&#10;Le contenu généré par l’IA peut être incorrect."/>
+                    <pic:cNvPicPr/>
+                  </pic:nvPicPr>
+                  <pic:blipFill>
+                    <a:blip r:embed="rId17">
+                      <a:extLst>
+                        <a:ext uri="{28A0092B-C50C-407E-A947-70E740481C1C}">
+                          <a14:useLocalDpi xmlns:a14="http://schemas.microsoft.com/office/drawing/2010/main" val="0"/>
+                        </a:ext>
+                      </a:extLst>
+                    </a:blip>
+                    <a:stretch>
+                      <a:fillRect/>
+                    </a:stretch>
+                  </pic:blipFill>
+                  <pic:spPr>
+                    <a:xfrm>
+                      <a:off x="0" y="0"/>
+                      <a:ext cx="2928620" cy="1555750"/>
+                    </a:xfrm>
+                    <a:prstGeom prst="rect">
+                      <a:avLst/>
+                    </a:prstGeom>
+                  </pic:spPr>
+                </pic:pic>
+              </a:graphicData>
+            </a:graphic>
+            <wp14:sizeRelH relativeFrom="margin">
+              <wp14:pctWidth>0</wp14:pctWidth>
+            </wp14:sizeRelH>
+            <wp14:sizeRelV relativeFrom="margin">
+              <wp14:pctHeight>0</wp14:pctHeight>
+            </wp14:sizeRelV>
+          </wp:anchor>
+        </w:drawing>
+      </w:r>
+      <w:r>
+        <w:rPr>
+          <w:sz w:val="24"/>
+          <w:szCs w:val="24"/>
+        </w:rPr>
+        <w:drawing>
+          <wp:anchor distT="0" distB="0" distL="114300" distR="114300" simplePos="0" relativeHeight="251658240" behindDoc="0" locked="0" layoutInCell="1" allowOverlap="1" wp14:anchorId="1DA035B8" wp14:editId="46E9133C">
+            <wp:simplePos x="0" y="0"/>
+            <wp:positionH relativeFrom="margin">
+              <wp:align>right</wp:align>
+            </wp:positionH>
+            <wp:positionV relativeFrom="paragraph">
+              <wp:posOffset>241935</wp:posOffset>
+            </wp:positionV>
+            <wp:extent cx="2990850" cy="1927860"/>
+            <wp:effectExtent l="0" t="0" r="0" b="0"/>
+            <wp:wrapTopAndBottom/>
+            <wp:docPr id="1216718648" name="Image 1" descr="Une image contenant texte, capture d’écran, nombre&#10;&#10;Le contenu généré par l’IA peut être incorrect."/>
+            <wp:cNvGraphicFramePr>
+              <a:graphicFrameLocks xmlns:a="http://schemas.openxmlformats.org/drawingml/2006/main" noChangeAspect="1"/>
+            </wp:cNvGraphicFramePr>
+            <a:graphic xmlns:a="http://schemas.openxmlformats.org/drawingml/2006/main">
+              <a:graphicData uri="http://schemas.openxmlformats.org/drawingml/2006/picture">
+                <pic:pic xmlns:pic="http://schemas.openxmlformats.org/drawingml/2006/picture">
+                  <pic:nvPicPr>
+                    <pic:cNvPr id="1216718648" name="Image 1" descr="Une image contenant texte, capture d’écran, nombre&#10;&#10;Le contenu généré par l’IA peut être incorrect."/>
+                    <pic:cNvPicPr/>
+                  </pic:nvPicPr>
+                  <pic:blipFill>
+                    <a:blip r:embed="rId18">
+                      <a:extLst>
+                        <a:ext uri="{28A0092B-C50C-407E-A947-70E740481C1C}">
+                          <a14:useLocalDpi xmlns:a14="http://schemas.microsoft.com/office/drawing/2010/main" val="0"/>
+                        </a:ext>
+                      </a:extLst>
+                    </a:blip>
+                    <a:stretch>
+                      <a:fillRect/>
+                    </a:stretch>
+                  </pic:blipFill>
+                  <pic:spPr>
+                    <a:xfrm>
+                      <a:off x="0" y="0"/>
+                      <a:ext cx="2990850" cy="1927860"/>
+                    </a:xfrm>
+                    <a:prstGeom prst="rect">
+                      <a:avLst/>
+                    </a:prstGeom>
+                  </pic:spPr>
+                </pic:pic>
+              </a:graphicData>
+            </a:graphic>
+          </wp:anchor>
+        </w:drawing>
+      </w:r>
+      <w:r>
+        <w:rPr>
+          <w:sz w:val="24"/>
+          <w:szCs w:val="24"/>
+        </w:rPr>
+        <w:drawing>
+          <wp:anchor distT="0" distB="0" distL="114300" distR="114300" simplePos="0" relativeHeight="251659264" behindDoc="0" locked="0" layoutInCell="1" allowOverlap="1" wp14:anchorId="12E6F02C" wp14:editId="13A88C71">
+            <wp:simplePos x="0" y="0"/>
+            <wp:positionH relativeFrom="margin">
+              <wp:align>left</wp:align>
+            </wp:positionH>
+            <wp:positionV relativeFrom="paragraph">
+              <wp:posOffset>233504</wp:posOffset>
+            </wp:positionV>
+            <wp:extent cx="2950845" cy="2086610"/>
+            <wp:effectExtent l="0" t="0" r="1905" b="8890"/>
+            <wp:wrapTopAndBottom/>
+            <wp:docPr id="1182553022" name="Image 1" descr="Une image contenant texte, capture d’écran, logiciel, nombre&#10;&#10;Le contenu généré par l’IA peut être incorrect."/>
+            <wp:cNvGraphicFramePr>
+              <a:graphicFrameLocks xmlns:a="http://schemas.openxmlformats.org/drawingml/2006/main" noChangeAspect="1"/>
+            </wp:cNvGraphicFramePr>
+            <a:graphic xmlns:a="http://schemas.openxmlformats.org/drawingml/2006/main">
+              <a:graphicData uri="http://schemas.openxmlformats.org/drawingml/2006/picture">
+                <pic:pic xmlns:pic="http://schemas.openxmlformats.org/drawingml/2006/picture">
+                  <pic:nvPicPr>
+                    <pic:cNvPr id="1182553022" name="Image 1" descr="Une image contenant texte, capture d’écran, logiciel, nombre&#10;&#10;Le contenu généré par l’IA peut être incorrect."/>
+                    <pic:cNvPicPr/>
+                  </pic:nvPicPr>
+                  <pic:blipFill>
+                    <a:blip r:embed="rId19">
+                      <a:extLst>
+                        <a:ext uri="{28A0092B-C50C-407E-A947-70E740481C1C}">
+                          <a14:useLocalDpi xmlns:a14="http://schemas.microsoft.com/office/drawing/2010/main" val="0"/>
+                        </a:ext>
+                      </a:extLst>
+                    </a:blip>
+                    <a:stretch>
+                      <a:fillRect/>
+                    </a:stretch>
+                  </pic:blipFill>
+                  <pic:spPr>
+                    <a:xfrm>
+                      <a:off x="0" y="0"/>
+                      <a:ext cx="2950845" cy="2086610"/>
+                    </a:xfrm>
+                    <a:prstGeom prst="rect">
+                      <a:avLst/>
+                    </a:prstGeom>
+                  </pic:spPr>
+                </pic:pic>
+              </a:graphicData>
+            </a:graphic>
+          </wp:anchor>
+        </w:drawing>
+      </w:r>
+      <w:r>
+        <w:rPr>
+          <w:sz w:val="24"/>
+          <w:szCs w:val="24"/>
+        </w:rPr>
+        <w:t xml:space="preserve">Dictionnaire des données : </w:t>
+      </w:r>
+    </w:p>
+    <w:p>
+      <w:pPr>
+        <w:rPr>
+          <w:sz w:val="24"/>
+          <w:szCs w:val="24"/>
+        </w:rPr>
+      </w:pPr>
+      <w:r>
+        <w:rPr>
+          <w:sz w:val="24"/>
+          <w:szCs w:val="24"/>
+        </w:rPr>
+        <w:lastRenderedPageBreak/>
+        <w:drawing>
+          <wp:anchor distT="0" distB="0" distL="114300" distR="114300" simplePos="0" relativeHeight="251667456" behindDoc="0" locked="0" layoutInCell="1" allowOverlap="1" wp14:anchorId="342A1D5E" wp14:editId="62F2E4DD">
+            <wp:simplePos x="0" y="0"/>
+            <wp:positionH relativeFrom="margin">
+              <wp:align>right</wp:align>
+            </wp:positionH>
+            <wp:positionV relativeFrom="paragraph">
+              <wp:posOffset>2761</wp:posOffset>
+            </wp:positionV>
+            <wp:extent cx="2985135" cy="1421130"/>
+            <wp:effectExtent l="0" t="0" r="5715" b="7620"/>
+            <wp:wrapTopAndBottom/>
+            <wp:docPr id="1234297866" name="Image 1" descr="Une image contenant texte, capture d’écran, Police, nombre&#10;&#10;Le contenu généré par l’IA peut être incorrect."/>
+            <wp:cNvGraphicFramePr>
+              <a:graphicFrameLocks xmlns:a="http://schemas.openxmlformats.org/drawingml/2006/main" noChangeAspect="1"/>
+            </wp:cNvGraphicFramePr>
+            <a:graphic xmlns:a="http://schemas.openxmlformats.org/drawingml/2006/main">
+              <a:graphicData uri="http://schemas.openxmlformats.org/drawingml/2006/picture">
+                <pic:pic xmlns:pic="http://schemas.openxmlformats.org/drawingml/2006/picture">
+                  <pic:nvPicPr>
+                    <pic:cNvPr id="1234297866" name="Image 1" descr="Une image contenant texte, capture d’écran, Police, nombre&#10;&#10;Le contenu généré par l’IA peut être incorrect."/>
+                    <pic:cNvPicPr/>
+                  </pic:nvPicPr>
+                  <pic:blipFill>
+                    <a:blip r:embed="rId20" cstate="print">
+                      <a:extLst>
+                        <a:ext uri="{28A0092B-C50C-407E-A947-70E740481C1C}">
+                          <a14:useLocalDpi xmlns:a14="http://schemas.microsoft.com/office/drawing/2010/main" val="0"/>
+                        </a:ext>
+                      </a:extLst>
+                    </a:blip>
+                    <a:stretch>
+                      <a:fillRect/>
+                    </a:stretch>
+                  </pic:blipFill>
+                  <pic:spPr>
+                    <a:xfrm>
+                      <a:off x="0" y="0"/>
+                      <a:ext cx="2985135" cy="1421130"/>
+                    </a:xfrm>
+                    <a:prstGeom prst="rect">
+                      <a:avLst/>
+                    </a:prstGeom>
+                  </pic:spPr>
+                </pic:pic>
+              </a:graphicData>
+            </a:graphic>
+            <wp14:sizeRelH relativeFrom="margin">
+              <wp14:pctWidth>0</wp14:pctWidth>
+            </wp14:sizeRelH>
+            <wp14:sizeRelV relativeFrom="margin">
+              <wp14:pctHeight>0</wp14:pctHeight>
+            </wp14:sizeRelV>
+          </wp:anchor>
+        </w:drawing>
+      </w:r>
+      <w:r>
+        <w:rPr>
+          <w:sz w:val="24"/>
+          <w:szCs w:val="24"/>
+        </w:rPr>
+        <w:drawing>
+          <wp:inline distT="0" distB="0" distL="0" distR="0" wp14:anchorId="350E2252" wp14:editId="02B51182">
+            <wp:extent cx="2901636" cy="795780"/>
+            <wp:effectExtent l="0" t="0" r="0" b="4445"/>
+            <wp:docPr id="1938307299" name="Image 1" descr="Une image contenant texte, capture d’écran, Police, ligne&#10;&#10;Le contenu généré par l’IA peut être incorrect."/>
+            <wp:cNvGraphicFramePr>
+              <a:graphicFrameLocks xmlns:a="http://schemas.openxmlformats.org/drawingml/2006/main" noChangeAspect="1"/>
+            </wp:cNvGraphicFramePr>
+            <a:graphic xmlns:a="http://schemas.openxmlformats.org/drawingml/2006/main">
+              <a:graphicData uri="http://schemas.openxmlformats.org/drawingml/2006/picture">
+                <pic:pic xmlns:pic="http://schemas.openxmlformats.org/drawingml/2006/picture">
+                  <pic:nvPicPr>
+                    <pic:cNvPr id="1938307299" name="Image 1" descr="Une image contenant texte, capture d’écran, Police, ligne&#10;&#10;Le contenu généré par l’IA peut être incorrect."/>
+                    <pic:cNvPicPr/>
+                  </pic:nvPicPr>
+                  <pic:blipFill>
+                    <a:blip r:embed="rId21"/>
+                    <a:stretch>
+                      <a:fillRect/>
+                    </a:stretch>
+                  </pic:blipFill>
+                  <pic:spPr>
+                    <a:xfrm>
+                      <a:off x="0" y="0"/>
+                      <a:ext cx="2901636" cy="795780"/>
+                    </a:xfrm>
+                    <a:prstGeom prst="rect">
+                      <a:avLst/>
+                    </a:prstGeom>
+                  </pic:spPr>
+                </pic:pic>
+              </a:graphicData>
+            </a:graphic>
+          </wp:inline>
+        </w:drawing>
+      </w:r>
+      <w:r>
+        <w:rPr>
+          <w:sz w:val="24"/>
+          <w:szCs w:val="24"/>
+        </w:rPr>
+        <w:br/>
+      </w:r>
+      <w:r>
+        <w:rPr>
+          <w:sz w:val="24"/>
+          <w:szCs w:val="24"/>
+        </w:rPr>
+        <w:br/>
+      </w:r>
+      <w:r>
+        <w:rPr>
+          <w:sz w:val="24"/>
+          <w:szCs w:val="24"/>
+        </w:rPr>
+        <w:br/>
+      </w:r>
+      <w:r>
+        <w:rPr>
+          <w:sz w:val="24"/>
+          <w:szCs w:val="24"/>
+        </w:rPr>
+        <w:drawing>
+          <wp:anchor distT="0" distB="0" distL="114300" distR="114300" simplePos="0" relativeHeight="251666432" behindDoc="0" locked="0" layoutInCell="1" allowOverlap="1" wp14:anchorId="4A7F9A7D" wp14:editId="748AFA4C">
+            <wp:simplePos x="0" y="0"/>
+            <wp:positionH relativeFrom="margin">
+              <wp:posOffset>-73025</wp:posOffset>
+            </wp:positionH>
+            <wp:positionV relativeFrom="paragraph">
+              <wp:posOffset>0</wp:posOffset>
+            </wp:positionV>
+            <wp:extent cx="2985770" cy="1421130"/>
+            <wp:effectExtent l="0" t="0" r="5080" b="7620"/>
+            <wp:wrapTopAndBottom/>
+            <wp:docPr id="60079300" name="Image 1" descr="Une image contenant texte, capture d’écran, Police, nombre&#10;&#10;Le contenu généré par l’IA peut être incorrect."/>
+            <wp:cNvGraphicFramePr>
+              <a:graphicFrameLocks xmlns:a="http://schemas.openxmlformats.org/drawingml/2006/main" noChangeAspect="1"/>
+            </wp:cNvGraphicFramePr>
+            <a:graphic xmlns:a="http://schemas.openxmlformats.org/drawingml/2006/main">
+              <a:graphicData uri="http://schemas.openxmlformats.org/drawingml/2006/picture">
+                <pic:pic xmlns:pic="http://schemas.openxmlformats.org/drawingml/2006/picture">
+                  <pic:nvPicPr>
+                    <pic:cNvPr id="60079300" name="Image 1" descr="Une image contenant texte, capture d’écran, Police, nombre&#10;&#10;Le contenu généré par l’IA peut être incorrect."/>
+                    <pic:cNvPicPr/>
+                  </pic:nvPicPr>
+                  <pic:blipFill>
+                    <a:blip r:embed="rId22" cstate="print">
+                      <a:extLst>
+                        <a:ext uri="{28A0092B-C50C-407E-A947-70E740481C1C}">
+                          <a14:useLocalDpi xmlns:a14="http://schemas.microsoft.com/office/drawing/2010/main" val="0"/>
+                        </a:ext>
+                      </a:extLst>
+                    </a:blip>
+                    <a:stretch>
+                      <a:fillRect/>
+                    </a:stretch>
+                  </pic:blipFill>
+                  <pic:spPr>
+                    <a:xfrm>
+                      <a:off x="0" y="0"/>
+                      <a:ext cx="2985770" cy="1421130"/>
+                    </a:xfrm>
+                    <a:prstGeom prst="rect">
+                      <a:avLst/>
+                    </a:prstGeom>
+                  </pic:spPr>
+                </pic:pic>
+              </a:graphicData>
+            </a:graphic>
+            <wp14:sizeRelH relativeFrom="margin">
+              <wp14:pctWidth>0</wp14:pctWidth>
+            </wp14:sizeRelH>
+            <wp14:sizeRelV relativeFrom="margin">
+              <wp14:pctHeight>0</wp14:pctHeight>
+            </wp14:sizeRelV>
+          </wp:anchor>
+        </w:drawing>
       </w:r>
     </w:p>
     <w:sectPr>
@@ -2629,7 +3761,6 @@
   <w:style w:type="character" w:default="1" w:styleId="Policepardfaut">
     <w:name w:val="Default Paragraph Font"/>
     <w:uiPriority w:val="1"/>
-    <w:semiHidden/>
     <w:unhideWhenUsed/>
   </w:style>
   <w:style w:type="table" w:default="1" w:styleId="TableauNormal">

--- a/Mandat 1 - Planification/Document d'analyse.docx
+++ b/Mandat 1 - Planification/Document d'analyse.docx
@@ -4,7 +4,6 @@
   <w:body>
     <w:p>
       <w:pPr>
-        <w:ind w:firstLine="708"/>
         <w:rPr>
           <w:b/>
           <w:bCs/>
@@ -213,7 +212,7 @@
     </w:p>
     <w:p>
       <w:pPr>
-        <w:pStyle w:val="Paragraphedeliste"/>
+        <w:pStyle w:val="ListParagraph"/>
         <w:numPr>
           <w:ilvl w:val="0"/>
           <w:numId w:val="1"/>
@@ -233,7 +232,7 @@
     </w:p>
     <w:p>
       <w:pPr>
-        <w:pStyle w:val="Paragraphedeliste"/>
+        <w:pStyle w:val="ListParagraph"/>
         <w:numPr>
           <w:ilvl w:val="0"/>
           <w:numId w:val="1"/>
@@ -253,7 +252,7 @@
     </w:p>
     <w:p>
       <w:pPr>
-        <w:pStyle w:val="Paragraphedeliste"/>
+        <w:pStyle w:val="ListParagraph"/>
         <w:numPr>
           <w:ilvl w:val="0"/>
           <w:numId w:val="1"/>
@@ -273,7 +272,7 @@
     </w:p>
     <w:p>
       <w:pPr>
-        <w:pStyle w:val="Paragraphedeliste"/>
+        <w:pStyle w:val="ListParagraph"/>
         <w:numPr>
           <w:ilvl w:val="0"/>
           <w:numId w:val="1"/>
@@ -293,7 +292,7 @@
     </w:p>
     <w:p>
       <w:pPr>
-        <w:pStyle w:val="Paragraphedeliste"/>
+        <w:pStyle w:val="ListParagraph"/>
         <w:numPr>
           <w:ilvl w:val="0"/>
           <w:numId w:val="1"/>
@@ -360,7 +359,7 @@
     </w:p>
     <w:p>
       <w:pPr>
-        <w:pStyle w:val="Paragraphedeliste"/>
+        <w:pStyle w:val="ListParagraph"/>
         <w:numPr>
           <w:ilvl w:val="0"/>
           <w:numId w:val="2"/>
@@ -380,7 +379,7 @@
     </w:p>
     <w:p>
       <w:pPr>
-        <w:pStyle w:val="Paragraphedeliste"/>
+        <w:pStyle w:val="ListParagraph"/>
         <w:numPr>
           <w:ilvl w:val="0"/>
           <w:numId w:val="2"/>
@@ -400,7 +399,7 @@
     </w:p>
     <w:p>
       <w:pPr>
-        <w:pStyle w:val="Paragraphedeliste"/>
+        <w:pStyle w:val="ListParagraph"/>
         <w:numPr>
           <w:ilvl w:val="0"/>
           <w:numId w:val="2"/>
@@ -460,7 +459,7 @@
     </w:p>
     <w:p>
       <w:pPr>
-        <w:pStyle w:val="Paragraphedeliste"/>
+        <w:pStyle w:val="ListParagraph"/>
         <w:numPr>
           <w:ilvl w:val="0"/>
           <w:numId w:val="3"/>
@@ -480,7 +479,7 @@
     </w:p>
     <w:p>
       <w:pPr>
-        <w:pStyle w:val="Paragraphedeliste"/>
+        <w:pStyle w:val="ListParagraph"/>
         <w:numPr>
           <w:ilvl w:val="0"/>
           <w:numId w:val="3"/>
@@ -500,7 +499,7 @@
     </w:p>
     <w:p>
       <w:pPr>
-        <w:pStyle w:val="Paragraphedeliste"/>
+        <w:pStyle w:val="ListParagraph"/>
         <w:numPr>
           <w:ilvl w:val="0"/>
           <w:numId w:val="3"/>
@@ -520,7 +519,7 @@
     </w:p>
     <w:p>
       <w:pPr>
-        <w:pStyle w:val="Paragraphedeliste"/>
+        <w:pStyle w:val="ListParagraph"/>
         <w:numPr>
           <w:ilvl w:val="0"/>
           <w:numId w:val="3"/>
@@ -540,7 +539,7 @@
     </w:p>
     <w:p>
       <w:pPr>
-        <w:pStyle w:val="Paragraphedeliste"/>
+        <w:pStyle w:val="ListParagraph"/>
         <w:numPr>
           <w:ilvl w:val="0"/>
           <w:numId w:val="3"/>
@@ -567,7 +566,7 @@
     </w:p>
     <w:p>
       <w:pPr>
-        <w:pStyle w:val="Paragraphedeliste"/>
+        <w:pStyle w:val="ListParagraph"/>
         <w:numPr>
           <w:ilvl w:val="0"/>
           <w:numId w:val="3"/>
@@ -594,7 +593,7 @@
     </w:p>
     <w:p>
       <w:pPr>
-        <w:pStyle w:val="Paragraphedeliste"/>
+        <w:pStyle w:val="ListParagraph"/>
         <w:numPr>
           <w:ilvl w:val="0"/>
           <w:numId w:val="3"/>
@@ -662,7 +661,7 @@
     </w:p>
     <w:p>
       <w:pPr>
-        <w:pStyle w:val="Paragraphedeliste"/>
+        <w:pStyle w:val="ListParagraph"/>
         <w:numPr>
           <w:ilvl w:val="0"/>
           <w:numId w:val="4"/>
@@ -682,7 +681,7 @@
     </w:p>
     <w:p>
       <w:pPr>
-        <w:pStyle w:val="Paragraphedeliste"/>
+        <w:pStyle w:val="ListParagraph"/>
         <w:numPr>
           <w:ilvl w:val="0"/>
           <w:numId w:val="4"/>
@@ -702,7 +701,7 @@
     </w:p>
     <w:p>
       <w:pPr>
-        <w:pStyle w:val="Paragraphedeliste"/>
+        <w:pStyle w:val="ListParagraph"/>
         <w:numPr>
           <w:ilvl w:val="0"/>
           <w:numId w:val="4"/>
@@ -729,7 +728,7 @@
     </w:p>
     <w:p>
       <w:pPr>
-        <w:pStyle w:val="Paragraphedeliste"/>
+        <w:pStyle w:val="ListParagraph"/>
         <w:numPr>
           <w:ilvl w:val="0"/>
           <w:numId w:val="4"/>
@@ -749,7 +748,7 @@
     </w:p>
     <w:p>
       <w:pPr>
-        <w:pStyle w:val="Paragraphedeliste"/>
+        <w:pStyle w:val="ListParagraph"/>
         <w:numPr>
           <w:ilvl w:val="0"/>
           <w:numId w:val="4"/>
@@ -816,7 +815,7 @@
     </w:p>
     <w:p>
       <w:pPr>
-        <w:pStyle w:val="Paragraphedeliste"/>
+        <w:pStyle w:val="ListParagraph"/>
         <w:numPr>
           <w:ilvl w:val="0"/>
           <w:numId w:val="5"/>
@@ -836,7 +835,7 @@
     </w:p>
     <w:p>
       <w:pPr>
-        <w:pStyle w:val="Paragraphedeliste"/>
+        <w:pStyle w:val="ListParagraph"/>
         <w:numPr>
           <w:ilvl w:val="0"/>
           <w:numId w:val="5"/>
@@ -863,7 +862,7 @@
     </w:p>
     <w:p>
       <w:pPr>
-        <w:pStyle w:val="Paragraphedeliste"/>
+        <w:pStyle w:val="ListParagraph"/>
         <w:numPr>
           <w:ilvl w:val="0"/>
           <w:numId w:val="5"/>
@@ -883,7 +882,7 @@
     </w:p>
     <w:p>
       <w:pPr>
-        <w:pStyle w:val="Paragraphedeliste"/>
+        <w:pStyle w:val="ListParagraph"/>
         <w:numPr>
           <w:ilvl w:val="0"/>
           <w:numId w:val="5"/>
@@ -956,7 +955,7 @@
     </w:p>
     <w:p>
       <w:pPr>
-        <w:pStyle w:val="Paragraphedeliste"/>
+        <w:pStyle w:val="ListParagraph"/>
         <w:numPr>
           <w:ilvl w:val="0"/>
           <w:numId w:val="6"/>
@@ -999,7 +998,7 @@
     </w:p>
     <w:p>
       <w:pPr>
-        <w:pStyle w:val="Paragraphedeliste"/>
+        <w:pStyle w:val="ListParagraph"/>
         <w:numPr>
           <w:ilvl w:val="0"/>
           <w:numId w:val="6"/>
@@ -1019,7 +1018,7 @@
     </w:p>
     <w:p>
       <w:pPr>
-        <w:pStyle w:val="Paragraphedeliste"/>
+        <w:pStyle w:val="ListParagraph"/>
         <w:numPr>
           <w:ilvl w:val="0"/>
           <w:numId w:val="6"/>
@@ -1039,7 +1038,7 @@
     </w:p>
     <w:p>
       <w:pPr>
-        <w:pStyle w:val="Paragraphedeliste"/>
+        <w:pStyle w:val="ListParagraph"/>
         <w:numPr>
           <w:ilvl w:val="0"/>
           <w:numId w:val="6"/>
@@ -1076,7 +1075,7 @@
     </w:p>
     <w:p>
       <w:pPr>
-        <w:pStyle w:val="Paragraphedeliste"/>
+        <w:pStyle w:val="ListParagraph"/>
         <w:numPr>
           <w:ilvl w:val="0"/>
           <w:numId w:val="7"/>
@@ -1096,7 +1095,7 @@
     </w:p>
     <w:p>
       <w:pPr>
-        <w:pStyle w:val="Paragraphedeliste"/>
+        <w:pStyle w:val="ListParagraph"/>
         <w:numPr>
           <w:ilvl w:val="0"/>
           <w:numId w:val="7"/>
@@ -1130,7 +1129,7 @@
     </w:p>
     <w:p>
       <w:pPr>
-        <w:pStyle w:val="Paragraphedeliste"/>
+        <w:pStyle w:val="ListParagraph"/>
         <w:numPr>
           <w:ilvl w:val="0"/>
           <w:numId w:val="7"/>
@@ -1150,7 +1149,7 @@
     </w:p>
     <w:p>
       <w:pPr>
-        <w:pStyle w:val="Paragraphedeliste"/>
+        <w:pStyle w:val="ListParagraph"/>
         <w:numPr>
           <w:ilvl w:val="0"/>
           <w:numId w:val="7"/>
@@ -1244,10 +1243,10 @@
           <w:szCs w:val="24"/>
         </w:rPr>
         <w:drawing>
-          <wp:inline distT="0" distB="0" distL="0" distR="0" wp14:anchorId="42B4A693" wp14:editId="2171561F">
-            <wp:extent cx="5943600" cy="5509260"/>
+          <wp:inline distT="0" distB="0" distL="0" distR="0" wp14:anchorId="469CF829" wp14:editId="2B5F7EB0">
+            <wp:extent cx="5943600" cy="5438140"/>
             <wp:effectExtent l="0" t="0" r="0" b="0"/>
-            <wp:docPr id="1776161636" name="Image 1" descr="Une image contenant texte, capture d’écran, diagramme, astronomie&#10;&#10;Le contenu généré par l’IA peut être incorrect."/>
+            <wp:docPr id="1409416402" name="Picture 1"/>
             <wp:cNvGraphicFramePr>
               <a:graphicFrameLocks xmlns:a="http://schemas.openxmlformats.org/drawingml/2006/main" noChangeAspect="1"/>
             </wp:cNvGraphicFramePr>
@@ -1255,7 +1254,7 @@
               <a:graphicData uri="http://schemas.openxmlformats.org/drawingml/2006/picture">
                 <pic:pic xmlns:pic="http://schemas.openxmlformats.org/drawingml/2006/picture">
                   <pic:nvPicPr>
-                    <pic:cNvPr id="1776161636" name="Image 1" descr="Une image contenant texte, capture d’écran, diagramme, astronomie&#10;&#10;Le contenu généré par l’IA peut être incorrect."/>
+                    <pic:cNvPr id="1409416402" name=""/>
                     <pic:cNvPicPr/>
                   </pic:nvPicPr>
                   <pic:blipFill>
@@ -1267,7 +1266,7 @@
                   <pic:spPr>
                     <a:xfrm>
                       <a:off x="0" y="0"/>
-                      <a:ext cx="5943600" cy="5509260"/>
+                      <a:ext cx="5943600" cy="5438140"/>
                     </a:xfrm>
                     <a:prstGeom prst="rect">
                       <a:avLst/>
@@ -1348,34 +1347,34 @@
           <w:sz w:val="24"/>
           <w:szCs w:val="24"/>
         </w:rPr>
+        <w:t xml:space="preserve">Matrice de </w:t>
+      </w:r>
+      <w:r>
+        <w:rPr>
+          <w:sz w:val="24"/>
+          <w:szCs w:val="24"/>
+        </w:rPr>
+        <w:t xml:space="preserve">permissions : </w:t>
+      </w:r>
+    </w:p>
+    <w:p>
+      <w:pPr>
+        <w:rPr>
+          <w:sz w:val="24"/>
+          <w:szCs w:val="24"/>
+        </w:rPr>
+      </w:pPr>
+      <w:r>
+        <w:rPr>
+          <w:sz w:val="24"/>
+          <w:szCs w:val="24"/>
+        </w:rPr>
         <w:lastRenderedPageBreak/>
-        <w:t xml:space="preserve">Matrice de </w:t>
-      </w:r>
-      <w:r>
-        <w:rPr>
-          <w:sz w:val="24"/>
-          <w:szCs w:val="24"/>
-        </w:rPr>
-        <w:t xml:space="preserve">permissions : </w:t>
-      </w:r>
-    </w:p>
-    <w:p>
-      <w:pPr>
-        <w:rPr>
-          <w:sz w:val="24"/>
-          <w:szCs w:val="24"/>
-        </w:rPr>
-      </w:pPr>
-      <w:r>
-        <w:rPr>
-          <w:sz w:val="24"/>
-          <w:szCs w:val="24"/>
-        </w:rPr>
         <w:drawing>
-          <wp:inline distT="0" distB="0" distL="0" distR="0" wp14:anchorId="5E4AEF47" wp14:editId="6C4B5A85">
-            <wp:extent cx="5943600" cy="7560945"/>
-            <wp:effectExtent l="0" t="0" r="0" b="1905"/>
-            <wp:docPr id="938405936" name="Image 1" descr="Une image contenant texte, nombre, Parallèle, Police&#10;&#10;Le contenu généré par l’IA peut être incorrect."/>
+          <wp:inline distT="0" distB="0" distL="0" distR="0" wp14:anchorId="657C4A3B" wp14:editId="30AB2775">
+            <wp:extent cx="5943600" cy="6353175"/>
+            <wp:effectExtent l="0" t="0" r="0" b="9525"/>
+            <wp:docPr id="1302304926" name="Picture 1"/>
             <wp:cNvGraphicFramePr>
               <a:graphicFrameLocks xmlns:a="http://schemas.openxmlformats.org/drawingml/2006/main" noChangeAspect="1"/>
             </wp:cNvGraphicFramePr>
@@ -1383,7 +1382,7 @@
               <a:graphicData uri="http://schemas.openxmlformats.org/drawingml/2006/picture">
                 <pic:pic xmlns:pic="http://schemas.openxmlformats.org/drawingml/2006/picture">
                   <pic:nvPicPr>
-                    <pic:cNvPr id="938405936" name="Image 1" descr="Une image contenant texte, nombre, Parallèle, Police&#10;&#10;Le contenu généré par l’IA peut être incorrect."/>
+                    <pic:cNvPr id="1302304926" name=""/>
                     <pic:cNvPicPr/>
                   </pic:nvPicPr>
                   <pic:blipFill>
@@ -1395,7 +1394,7 @@
                   <pic:spPr>
                     <a:xfrm>
                       <a:off x="0" y="0"/>
-                      <a:ext cx="5943600" cy="7560945"/>
+                      <a:ext cx="5943600" cy="6353175"/>
                     </a:xfrm>
                     <a:prstGeom prst="rect">
                       <a:avLst/>
@@ -1422,10 +1421,10 @@
         </w:rPr>
         <w:lastRenderedPageBreak/>
         <w:drawing>
-          <wp:inline distT="0" distB="0" distL="0" distR="0" wp14:anchorId="413307A0" wp14:editId="23AB9C8B">
-            <wp:extent cx="5943600" cy="6059170"/>
-            <wp:effectExtent l="0" t="0" r="0" b="0"/>
-            <wp:docPr id="965993981" name="Image 1" descr="Une image contenant texte, capture d’écran, nombre, Parallèle&#10;&#10;Le contenu généré par l’IA peut être incorrect."/>
+          <wp:inline distT="0" distB="0" distL="0" distR="0" wp14:anchorId="2F3519D9" wp14:editId="6CA293A8">
+            <wp:extent cx="5943600" cy="6068060"/>
+            <wp:effectExtent l="0" t="0" r="0" b="8890"/>
+            <wp:docPr id="8355706" name="Picture 1"/>
             <wp:cNvGraphicFramePr>
               <a:graphicFrameLocks xmlns:a="http://schemas.openxmlformats.org/drawingml/2006/main" noChangeAspect="1"/>
             </wp:cNvGraphicFramePr>
@@ -1433,7 +1432,7 @@
               <a:graphicData uri="http://schemas.openxmlformats.org/drawingml/2006/picture">
                 <pic:pic xmlns:pic="http://schemas.openxmlformats.org/drawingml/2006/picture">
                   <pic:nvPicPr>
-                    <pic:cNvPr id="965993981" name="Image 1" descr="Une image contenant texte, capture d’écran, nombre, Parallèle&#10;&#10;Le contenu généré par l’IA peut être incorrect."/>
+                    <pic:cNvPr id="8355706" name=""/>
                     <pic:cNvPicPr/>
                   </pic:nvPicPr>
                   <pic:blipFill>
@@ -1445,7 +1444,7 @@
                   <pic:spPr>
                     <a:xfrm>
                       <a:off x="0" y="0"/>
-                      <a:ext cx="5943600" cy="6059170"/>
+                      <a:ext cx="5943600" cy="6068060"/>
                     </a:xfrm>
                     <a:prstGeom prst="rect">
                       <a:avLst/>
@@ -1457,55 +1456,16 @@
           </wp:inline>
         </w:drawing>
       </w:r>
-    </w:p>
-    <w:p>
-      <w:pPr>
-        <w:rPr>
-          <w:sz w:val="24"/>
-          <w:szCs w:val="24"/>
-        </w:rPr>
-      </w:pPr>
-      <w:r>
-        <w:rPr>
-          <w:sz w:val="24"/>
-          <w:szCs w:val="24"/>
-        </w:rPr>
-        <w:br w:type="page"/>
-      </w:r>
-    </w:p>
-    <w:p>
-      <w:pPr>
-        <w:rPr>
-          <w:sz w:val="24"/>
-          <w:szCs w:val="24"/>
-        </w:rPr>
-      </w:pPr>
-      <w:r>
-        <w:rPr>
-          <w:sz w:val="24"/>
-          <w:szCs w:val="24"/>
-        </w:rPr>
-        <w:lastRenderedPageBreak/>
-        <w:t xml:space="preserve">Diagramme de Modèle relationnel : </w:t>
-      </w:r>
-    </w:p>
-    <w:p>
-      <w:pPr>
-        <w:rPr>
-          <w:sz w:val="24"/>
-          <w:szCs w:val="24"/>
-        </w:rPr>
-      </w:pPr>
       <w:r>
         <w:rPr>
           <w:sz w:val="24"/>
           <w:szCs w:val="24"/>
         </w:rPr>
         <w:drawing>
-          <wp:inline distT="0" distB="0" distL="0" distR="0" wp14:anchorId="25AC2E24" wp14:editId="70C55BE6">
-            <wp:extent cx="5943600" cy="4064000"/>
-            <wp:effectExtent l="0" t="0" r="0" b="0"/>
-            <wp:docPr id="394047848" name="Image 1" descr="Une image contenant texte, capture d’écran, diagramme, ligne&#10;&#10;Le contenu généré par l’IA peut être incorrect."/>
+          <wp:inline distT="0" distB="0" distL="0" distR="0" wp14:anchorId="4FA46D14" wp14:editId="18C2E125">
+            <wp:extent cx="5967982" cy="1216550"/>
+            <wp:effectExtent l="0" t="0" r="0" b="3175"/>
+            <wp:docPr id="343304854" name="Picture 1"/>
             <wp:cNvGraphicFramePr>
               <a:graphicFrameLocks xmlns:a="http://schemas.openxmlformats.org/drawingml/2006/main" noChangeAspect="1"/>
             </wp:cNvGraphicFramePr>
@@ -1513,7 +1473,7 @@
               <a:graphicData uri="http://schemas.openxmlformats.org/drawingml/2006/picture">
                 <pic:pic xmlns:pic="http://schemas.openxmlformats.org/drawingml/2006/picture">
                   <pic:nvPicPr>
-                    <pic:cNvPr id="394047848" name="Image 1" descr="Une image contenant texte, capture d’écran, diagramme, ligne&#10;&#10;Le contenu généré par l’IA peut être incorrect."/>
+                    <pic:cNvPr id="343304854" name=""/>
                     <pic:cNvPicPr/>
                   </pic:nvPicPr>
                   <pic:blipFill>
@@ -1525,7 +1485,7 @@
                   <pic:spPr>
                     <a:xfrm>
                       <a:off x="0" y="0"/>
-                      <a:ext cx="5943600" cy="4064000"/>
+                      <a:ext cx="6121144" cy="1247771"/>
                     </a:xfrm>
                     <a:prstGeom prst="rect">
                       <a:avLst/>
@@ -1537,20 +1497,28 @@
           </wp:inline>
         </w:drawing>
       </w:r>
-    </w:p>
-    <w:p>
-      <w:pPr>
-        <w:rPr>
-          <w:sz w:val="24"/>
-          <w:szCs w:val="24"/>
-        </w:rPr>
-      </w:pPr>
-      <w:r>
-        <w:rPr>
-          <w:sz w:val="24"/>
-          <w:szCs w:val="24"/>
-        </w:rPr>
-        <w:t>Diagramme Entité-Relations</w:t>
+      <w:r>
+        <w:rPr>
+          <w:sz w:val="24"/>
+          <w:szCs w:val="24"/>
+        </w:rPr>
+        <w:br w:type="page"/>
+      </w:r>
+    </w:p>
+    <w:p>
+      <w:pPr>
+        <w:rPr>
+          <w:sz w:val="24"/>
+          <w:szCs w:val="24"/>
+        </w:rPr>
+      </w:pPr>
+      <w:r>
+        <w:rPr>
+          <w:sz w:val="24"/>
+          <w:szCs w:val="24"/>
+        </w:rPr>
+        <w:lastRenderedPageBreak/>
+        <w:t xml:space="preserve">Diagramme de Modèle relationnel : </w:t>
       </w:r>
     </w:p>
     <w:p>
@@ -1566,10 +1534,10 @@
           <w:szCs w:val="24"/>
         </w:rPr>
         <w:drawing>
-          <wp:inline distT="0" distB="0" distL="0" distR="0" wp14:anchorId="2C48997D" wp14:editId="4AE88FC8">
-            <wp:extent cx="5943600" cy="3307080"/>
-            <wp:effectExtent l="0" t="0" r="0" b="7620"/>
-            <wp:docPr id="1383194923" name="Image 1" descr="Une image contenant capture d’écran, diagramme, texte&#10;&#10;Le contenu généré par l’IA peut être incorrect."/>
+          <wp:inline distT="0" distB="0" distL="0" distR="0" wp14:anchorId="39F426FC" wp14:editId="064CF578">
+            <wp:extent cx="5160397" cy="3964574"/>
+            <wp:effectExtent l="0" t="0" r="2540" b="0"/>
+            <wp:docPr id="1053342408" name="Picture 1"/>
             <wp:cNvGraphicFramePr>
               <a:graphicFrameLocks xmlns:a="http://schemas.openxmlformats.org/drawingml/2006/main" noChangeAspect="1"/>
             </wp:cNvGraphicFramePr>
@@ -1577,7 +1545,7 @@
               <a:graphicData uri="http://schemas.openxmlformats.org/drawingml/2006/picture">
                 <pic:pic xmlns:pic="http://schemas.openxmlformats.org/drawingml/2006/picture">
                   <pic:nvPicPr>
-                    <pic:cNvPr id="1383194923" name="Image 1" descr="Une image contenant capture d’écran, diagramme, texte&#10;&#10;Le contenu généré par l’IA peut être incorrect."/>
+                    <pic:cNvPr id="1053342408" name=""/>
                     <pic:cNvPicPr/>
                   </pic:nvPicPr>
                   <pic:blipFill>
@@ -1589,7 +1557,7 @@
                   <pic:spPr>
                     <a:xfrm>
                       <a:off x="0" y="0"/>
-                      <a:ext cx="5943600" cy="3307080"/>
+                      <a:ext cx="5165322" cy="3968358"/>
                     </a:xfrm>
                     <a:prstGeom prst="rect">
                       <a:avLst/>
@@ -1614,27 +1582,18 @@
           <w:sz w:val="24"/>
           <w:szCs w:val="24"/>
         </w:rPr>
-        <w:br w:type="page"/>
-      </w:r>
-      <w:r>
-        <w:rPr>
-          <w:sz w:val="24"/>
-          <w:szCs w:val="24"/>
-        </w:rPr>
-        <w:lastRenderedPageBreak/>
+        <w:t>Diagramme Entité-Relations</w:t>
+      </w:r>
+      <w:r>
+        <w:rPr>
+          <w:sz w:val="24"/>
+          <w:szCs w:val="24"/>
+        </w:rPr>
         <w:drawing>
-          <wp:anchor distT="0" distB="0" distL="114300" distR="114300" simplePos="0" relativeHeight="251665408" behindDoc="0" locked="0" layoutInCell="1" allowOverlap="1" wp14:anchorId="652EFB47" wp14:editId="1E346BA3">
-            <wp:simplePos x="0" y="0"/>
-            <wp:positionH relativeFrom="margin">
-              <wp:align>left</wp:align>
-            </wp:positionH>
-            <wp:positionV relativeFrom="paragraph">
-              <wp:posOffset>5583354</wp:posOffset>
-            </wp:positionV>
-            <wp:extent cx="2962275" cy="2104390"/>
-            <wp:effectExtent l="0" t="0" r="9525" b="0"/>
-            <wp:wrapTopAndBottom/>
-            <wp:docPr id="591083861" name="Image 1" descr="Une image contenant texte, capture d’écran, nombre, Police&#10;&#10;Le contenu généré par l’IA peut être incorrect."/>
+          <wp:inline distT="0" distB="0" distL="0" distR="0" wp14:anchorId="68D42024" wp14:editId="7C4FC697">
+            <wp:extent cx="5943600" cy="3522345"/>
+            <wp:effectExtent l="0" t="0" r="0" b="1905"/>
+            <wp:docPr id="1011995717" name="Picture 1"/>
             <wp:cNvGraphicFramePr>
               <a:graphicFrameLocks xmlns:a="http://schemas.openxmlformats.org/drawingml/2006/main" noChangeAspect="1"/>
             </wp:cNvGraphicFramePr>
@@ -1642,17 +1601,11 @@
               <a:graphicData uri="http://schemas.openxmlformats.org/drawingml/2006/picture">
                 <pic:pic xmlns:pic="http://schemas.openxmlformats.org/drawingml/2006/picture">
                   <pic:nvPicPr>
-                    <pic:cNvPr id="591083861" name="Image 1" descr="Une image contenant texte, capture d’écran, nombre, Police&#10;&#10;Le contenu généré par l’IA peut être incorrect."/>
+                    <pic:cNvPr id="1011995717" name=""/>
                     <pic:cNvPicPr/>
                   </pic:nvPicPr>
                   <pic:blipFill>
-                    <a:blip r:embed="rId12" cstate="print">
-                      <a:extLst>
-                        <a:ext uri="{28A0092B-C50C-407E-A947-70E740481C1C}">
-                          <a14:useLocalDpi xmlns:a14="http://schemas.microsoft.com/office/drawing/2010/main" val="0"/>
-                        </a:ext>
-                      </a:extLst>
-                    </a:blip>
+                    <a:blip r:embed="rId12"/>
                     <a:stretch>
                       <a:fillRect/>
                     </a:stretch>
@@ -1660,534 +1613,7 @@
                   <pic:spPr>
                     <a:xfrm>
                       <a:off x="0" y="0"/>
-                      <a:ext cx="2962275" cy="2104390"/>
-                    </a:xfrm>
-                    <a:prstGeom prst="rect">
-                      <a:avLst/>
-                    </a:prstGeom>
-                  </pic:spPr>
-                </pic:pic>
-              </a:graphicData>
-            </a:graphic>
-            <wp14:sizeRelH relativeFrom="margin">
-              <wp14:pctWidth>0</wp14:pctWidth>
-            </wp14:sizeRelH>
-            <wp14:sizeRelV relativeFrom="margin">
-              <wp14:pctHeight>0</wp14:pctHeight>
-            </wp14:sizeRelV>
-          </wp:anchor>
-        </w:drawing>
-      </w:r>
-      <w:r>
-        <w:rPr>
-          <w:sz w:val="24"/>
-          <w:szCs w:val="24"/>
-        </w:rPr>
-        <w:drawing>
-          <wp:anchor distT="0" distB="0" distL="114300" distR="114300" simplePos="0" relativeHeight="251664384" behindDoc="0" locked="0" layoutInCell="1" allowOverlap="1" wp14:anchorId="522903A7" wp14:editId="77B1253F">
-            <wp:simplePos x="0" y="0"/>
-            <wp:positionH relativeFrom="margin">
-              <wp:posOffset>2978150</wp:posOffset>
-            </wp:positionH>
-            <wp:positionV relativeFrom="paragraph">
-              <wp:posOffset>5725160</wp:posOffset>
-            </wp:positionV>
-            <wp:extent cx="2940050" cy="1750695"/>
-            <wp:effectExtent l="0" t="0" r="0" b="1905"/>
-            <wp:wrapTopAndBottom/>
-            <wp:docPr id="1448461634" name="Image 1" descr="Une image contenant texte, capture d’écran, nombre, Police&#10;&#10;Le contenu généré par l’IA peut être incorrect."/>
-            <wp:cNvGraphicFramePr>
-              <a:graphicFrameLocks xmlns:a="http://schemas.openxmlformats.org/drawingml/2006/main" noChangeAspect="1"/>
-            </wp:cNvGraphicFramePr>
-            <a:graphic xmlns:a="http://schemas.openxmlformats.org/drawingml/2006/main">
-              <a:graphicData uri="http://schemas.openxmlformats.org/drawingml/2006/picture">
-                <pic:pic xmlns:pic="http://schemas.openxmlformats.org/drawingml/2006/picture">
-                  <pic:nvPicPr>
-                    <pic:cNvPr id="1448461634" name="Image 1" descr="Une image contenant texte, capture d’écran, nombre, Police&#10;&#10;Le contenu généré par l’IA peut être incorrect."/>
-                    <pic:cNvPicPr/>
-                  </pic:nvPicPr>
-                  <pic:blipFill>
-                    <a:blip r:embed="rId13" cstate="print">
-                      <a:extLst>
-                        <a:ext uri="{28A0092B-C50C-407E-A947-70E740481C1C}">
-                          <a14:useLocalDpi xmlns:a14="http://schemas.microsoft.com/office/drawing/2010/main" val="0"/>
-                        </a:ext>
-                      </a:extLst>
-                    </a:blip>
-                    <a:stretch>
-                      <a:fillRect/>
-                    </a:stretch>
-                  </pic:blipFill>
-                  <pic:spPr>
-                    <a:xfrm>
-                      <a:off x="0" y="0"/>
-                      <a:ext cx="2940050" cy="1750695"/>
-                    </a:xfrm>
-                    <a:prstGeom prst="rect">
-                      <a:avLst/>
-                    </a:prstGeom>
-                  </pic:spPr>
-                </pic:pic>
-              </a:graphicData>
-            </a:graphic>
-          </wp:anchor>
-        </w:drawing>
-      </w:r>
-      <w:r>
-        <w:rPr>
-          <w:sz w:val="24"/>
-          <w:szCs w:val="24"/>
-        </w:rPr>
-        <w:drawing>
-          <wp:anchor distT="0" distB="0" distL="114300" distR="114300" simplePos="0" relativeHeight="251663360" behindDoc="0" locked="0" layoutInCell="1" allowOverlap="1" wp14:anchorId="41AE6FF7" wp14:editId="05057F6D">
-            <wp:simplePos x="0" y="0"/>
-            <wp:positionH relativeFrom="margin">
-              <wp:align>right</wp:align>
-            </wp:positionH>
-            <wp:positionV relativeFrom="paragraph">
-              <wp:posOffset>3947210</wp:posOffset>
-            </wp:positionV>
-            <wp:extent cx="2962931" cy="1746420"/>
-            <wp:effectExtent l="0" t="0" r="8890" b="6350"/>
-            <wp:wrapTopAndBottom/>
-            <wp:docPr id="1373752877" name="Image 1" descr="Une image contenant texte, capture d’écran, Police, nombre&#10;&#10;Le contenu généré par l’IA peut être incorrect."/>
-            <wp:cNvGraphicFramePr>
-              <a:graphicFrameLocks xmlns:a="http://schemas.openxmlformats.org/drawingml/2006/main" noChangeAspect="1"/>
-            </wp:cNvGraphicFramePr>
-            <a:graphic xmlns:a="http://schemas.openxmlformats.org/drawingml/2006/main">
-              <a:graphicData uri="http://schemas.openxmlformats.org/drawingml/2006/picture">
-                <pic:pic xmlns:pic="http://schemas.openxmlformats.org/drawingml/2006/picture">
-                  <pic:nvPicPr>
-                    <pic:cNvPr id="1373752877" name="Image 1" descr="Une image contenant texte, capture d’écran, Police, nombre&#10;&#10;Le contenu généré par l’IA peut être incorrect."/>
-                    <pic:cNvPicPr/>
-                  </pic:nvPicPr>
-                  <pic:blipFill>
-                    <a:blip r:embed="rId14" cstate="print">
-                      <a:extLst>
-                        <a:ext uri="{28A0092B-C50C-407E-A947-70E740481C1C}">
-                          <a14:useLocalDpi xmlns:a14="http://schemas.microsoft.com/office/drawing/2010/main" val="0"/>
-                        </a:ext>
-                      </a:extLst>
-                    </a:blip>
-                    <a:stretch>
-                      <a:fillRect/>
-                    </a:stretch>
-                  </pic:blipFill>
-                  <pic:spPr>
-                    <a:xfrm>
-                      <a:off x="0" y="0"/>
-                      <a:ext cx="2962931" cy="1746420"/>
-                    </a:xfrm>
-                    <a:prstGeom prst="rect">
-                      <a:avLst/>
-                    </a:prstGeom>
-                  </pic:spPr>
-                </pic:pic>
-              </a:graphicData>
-            </a:graphic>
-          </wp:anchor>
-        </w:drawing>
-      </w:r>
-      <w:r>
-        <w:rPr>
-          <w:sz w:val="24"/>
-          <w:szCs w:val="24"/>
-        </w:rPr>
-        <w:drawing>
-          <wp:anchor distT="0" distB="0" distL="114300" distR="114300" simplePos="0" relativeHeight="251662336" behindDoc="0" locked="0" layoutInCell="1" allowOverlap="1" wp14:anchorId="46543F97" wp14:editId="33824BF8">
-            <wp:simplePos x="0" y="0"/>
-            <wp:positionH relativeFrom="margin">
-              <wp:align>left</wp:align>
-            </wp:positionH>
-            <wp:positionV relativeFrom="paragraph">
-              <wp:posOffset>3960495</wp:posOffset>
-            </wp:positionV>
-            <wp:extent cx="2950845" cy="1567815"/>
-            <wp:effectExtent l="0" t="0" r="1905" b="0"/>
-            <wp:wrapTopAndBottom/>
-            <wp:docPr id="1006901235" name="Image 1" descr="Une image contenant texte, capture d’écran, Police, nombre&#10;&#10;Le contenu généré par l’IA peut être incorrect."/>
-            <wp:cNvGraphicFramePr>
-              <a:graphicFrameLocks xmlns:a="http://schemas.openxmlformats.org/drawingml/2006/main" noChangeAspect="1"/>
-            </wp:cNvGraphicFramePr>
-            <a:graphic xmlns:a="http://schemas.openxmlformats.org/drawingml/2006/main">
-              <a:graphicData uri="http://schemas.openxmlformats.org/drawingml/2006/picture">
-                <pic:pic xmlns:pic="http://schemas.openxmlformats.org/drawingml/2006/picture">
-                  <pic:nvPicPr>
-                    <pic:cNvPr id="1006901235" name="Image 1" descr="Une image contenant texte, capture d’écran, Police, nombre&#10;&#10;Le contenu généré par l’IA peut être incorrect."/>
-                    <pic:cNvPicPr/>
-                  </pic:nvPicPr>
-                  <pic:blipFill>
-                    <a:blip r:embed="rId15" cstate="print">
-                      <a:extLst>
-                        <a:ext uri="{28A0092B-C50C-407E-A947-70E740481C1C}">
-                          <a14:useLocalDpi xmlns:a14="http://schemas.microsoft.com/office/drawing/2010/main" val="0"/>
-                        </a:ext>
-                      </a:extLst>
-                    </a:blip>
-                    <a:stretch>
-                      <a:fillRect/>
-                    </a:stretch>
-                  </pic:blipFill>
-                  <pic:spPr>
-                    <a:xfrm>
-                      <a:off x="0" y="0"/>
-                      <a:ext cx="2958369" cy="1571512"/>
-                    </a:xfrm>
-                    <a:prstGeom prst="rect">
-                      <a:avLst/>
-                    </a:prstGeom>
-                  </pic:spPr>
-                </pic:pic>
-              </a:graphicData>
-            </a:graphic>
-            <wp14:sizeRelH relativeFrom="margin">
-              <wp14:pctWidth>0</wp14:pctWidth>
-            </wp14:sizeRelH>
-            <wp14:sizeRelV relativeFrom="margin">
-              <wp14:pctHeight>0</wp14:pctHeight>
-            </wp14:sizeRelV>
-          </wp:anchor>
-        </w:drawing>
-      </w:r>
-      <w:r>
-        <w:rPr>
-          <w:sz w:val="24"/>
-          <w:szCs w:val="24"/>
-        </w:rPr>
-        <w:drawing>
-          <wp:anchor distT="0" distB="0" distL="114300" distR="114300" simplePos="0" relativeHeight="251661312" behindDoc="0" locked="0" layoutInCell="1" allowOverlap="1" wp14:anchorId="2859A101" wp14:editId="358E0B48">
-            <wp:simplePos x="0" y="0"/>
-            <wp:positionH relativeFrom="margin">
-              <wp:align>right</wp:align>
-            </wp:positionH>
-            <wp:positionV relativeFrom="paragraph">
-              <wp:posOffset>2324898</wp:posOffset>
-            </wp:positionV>
-            <wp:extent cx="2969260" cy="1592580"/>
-            <wp:effectExtent l="0" t="0" r="2540" b="7620"/>
-            <wp:wrapTopAndBottom/>
-            <wp:docPr id="1733349705" name="Image 1" descr="Une image contenant texte, capture d’écran, logiciel, Icône d’ordinateur&#10;&#10;Le contenu généré par l’IA peut être incorrect."/>
-            <wp:cNvGraphicFramePr>
-              <a:graphicFrameLocks xmlns:a="http://schemas.openxmlformats.org/drawingml/2006/main" noChangeAspect="1"/>
-            </wp:cNvGraphicFramePr>
-            <a:graphic xmlns:a="http://schemas.openxmlformats.org/drawingml/2006/main">
-              <a:graphicData uri="http://schemas.openxmlformats.org/drawingml/2006/picture">
-                <pic:pic xmlns:pic="http://schemas.openxmlformats.org/drawingml/2006/picture">
-                  <pic:nvPicPr>
-                    <pic:cNvPr id="1733349705" name="Image 1" descr="Une image contenant texte, capture d’écran, logiciel, Icône d’ordinateur&#10;&#10;Le contenu généré par l’IA peut être incorrect."/>
-                    <pic:cNvPicPr/>
-                  </pic:nvPicPr>
-                  <pic:blipFill>
-                    <a:blip r:embed="rId16">
-                      <a:extLst>
-                        <a:ext uri="{28A0092B-C50C-407E-A947-70E740481C1C}">
-                          <a14:useLocalDpi xmlns:a14="http://schemas.microsoft.com/office/drawing/2010/main" val="0"/>
-                        </a:ext>
-                      </a:extLst>
-                    </a:blip>
-                    <a:stretch>
-                      <a:fillRect/>
-                    </a:stretch>
-                  </pic:blipFill>
-                  <pic:spPr>
-                    <a:xfrm>
-                      <a:off x="0" y="0"/>
-                      <a:ext cx="2969260" cy="1592580"/>
-                    </a:xfrm>
-                    <a:prstGeom prst="rect">
-                      <a:avLst/>
-                    </a:prstGeom>
-                  </pic:spPr>
-                </pic:pic>
-              </a:graphicData>
-            </a:graphic>
-            <wp14:sizeRelH relativeFrom="margin">
-              <wp14:pctWidth>0</wp14:pctWidth>
-            </wp14:sizeRelH>
-            <wp14:sizeRelV relativeFrom="margin">
-              <wp14:pctHeight>0</wp14:pctHeight>
-            </wp14:sizeRelV>
-          </wp:anchor>
-        </w:drawing>
-      </w:r>
-      <w:r>
-        <w:rPr>
-          <w:sz w:val="24"/>
-          <w:szCs w:val="24"/>
-        </w:rPr>
-        <w:drawing>
-          <wp:anchor distT="0" distB="0" distL="114300" distR="114300" simplePos="0" relativeHeight="251660288" behindDoc="0" locked="0" layoutInCell="1" allowOverlap="1" wp14:anchorId="009F48AA" wp14:editId="3E33B081">
-            <wp:simplePos x="0" y="0"/>
-            <wp:positionH relativeFrom="margin">
-              <wp:align>left</wp:align>
-            </wp:positionH>
-            <wp:positionV relativeFrom="paragraph">
-              <wp:posOffset>2361565</wp:posOffset>
-            </wp:positionV>
-            <wp:extent cx="2928620" cy="1555750"/>
-            <wp:effectExtent l="0" t="0" r="5080" b="6350"/>
-            <wp:wrapTopAndBottom/>
-            <wp:docPr id="1626538029" name="Image 1" descr="Une image contenant texte, capture d’écran, logiciel&#10;&#10;Le contenu généré par l’IA peut être incorrect."/>
-            <wp:cNvGraphicFramePr>
-              <a:graphicFrameLocks xmlns:a="http://schemas.openxmlformats.org/drawingml/2006/main" noChangeAspect="1"/>
-            </wp:cNvGraphicFramePr>
-            <a:graphic xmlns:a="http://schemas.openxmlformats.org/drawingml/2006/main">
-              <a:graphicData uri="http://schemas.openxmlformats.org/drawingml/2006/picture">
-                <pic:pic xmlns:pic="http://schemas.openxmlformats.org/drawingml/2006/picture">
-                  <pic:nvPicPr>
-                    <pic:cNvPr id="1626538029" name="Image 1" descr="Une image contenant texte, capture d’écran, logiciel&#10;&#10;Le contenu généré par l’IA peut être incorrect."/>
-                    <pic:cNvPicPr/>
-                  </pic:nvPicPr>
-                  <pic:blipFill>
-                    <a:blip r:embed="rId17">
-                      <a:extLst>
-                        <a:ext uri="{28A0092B-C50C-407E-A947-70E740481C1C}">
-                          <a14:useLocalDpi xmlns:a14="http://schemas.microsoft.com/office/drawing/2010/main" val="0"/>
-                        </a:ext>
-                      </a:extLst>
-                    </a:blip>
-                    <a:stretch>
-                      <a:fillRect/>
-                    </a:stretch>
-                  </pic:blipFill>
-                  <pic:spPr>
-                    <a:xfrm>
-                      <a:off x="0" y="0"/>
-                      <a:ext cx="2928620" cy="1555750"/>
-                    </a:xfrm>
-                    <a:prstGeom prst="rect">
-                      <a:avLst/>
-                    </a:prstGeom>
-                  </pic:spPr>
-                </pic:pic>
-              </a:graphicData>
-            </a:graphic>
-            <wp14:sizeRelH relativeFrom="margin">
-              <wp14:pctWidth>0</wp14:pctWidth>
-            </wp14:sizeRelH>
-            <wp14:sizeRelV relativeFrom="margin">
-              <wp14:pctHeight>0</wp14:pctHeight>
-            </wp14:sizeRelV>
-          </wp:anchor>
-        </w:drawing>
-      </w:r>
-      <w:r>
-        <w:rPr>
-          <w:sz w:val="24"/>
-          <w:szCs w:val="24"/>
-        </w:rPr>
-        <w:drawing>
-          <wp:anchor distT="0" distB="0" distL="114300" distR="114300" simplePos="0" relativeHeight="251658240" behindDoc="0" locked="0" layoutInCell="1" allowOverlap="1" wp14:anchorId="1DA035B8" wp14:editId="46E9133C">
-            <wp:simplePos x="0" y="0"/>
-            <wp:positionH relativeFrom="margin">
-              <wp:align>right</wp:align>
-            </wp:positionH>
-            <wp:positionV relativeFrom="paragraph">
-              <wp:posOffset>241935</wp:posOffset>
-            </wp:positionV>
-            <wp:extent cx="2990850" cy="1927860"/>
-            <wp:effectExtent l="0" t="0" r="0" b="0"/>
-            <wp:wrapTopAndBottom/>
-            <wp:docPr id="1216718648" name="Image 1" descr="Une image contenant texte, capture d’écran, nombre&#10;&#10;Le contenu généré par l’IA peut être incorrect."/>
-            <wp:cNvGraphicFramePr>
-              <a:graphicFrameLocks xmlns:a="http://schemas.openxmlformats.org/drawingml/2006/main" noChangeAspect="1"/>
-            </wp:cNvGraphicFramePr>
-            <a:graphic xmlns:a="http://schemas.openxmlformats.org/drawingml/2006/main">
-              <a:graphicData uri="http://schemas.openxmlformats.org/drawingml/2006/picture">
-                <pic:pic xmlns:pic="http://schemas.openxmlformats.org/drawingml/2006/picture">
-                  <pic:nvPicPr>
-                    <pic:cNvPr id="1216718648" name="Image 1" descr="Une image contenant texte, capture d’écran, nombre&#10;&#10;Le contenu généré par l’IA peut être incorrect."/>
-                    <pic:cNvPicPr/>
-                  </pic:nvPicPr>
-                  <pic:blipFill>
-                    <a:blip r:embed="rId18">
-                      <a:extLst>
-                        <a:ext uri="{28A0092B-C50C-407E-A947-70E740481C1C}">
-                          <a14:useLocalDpi xmlns:a14="http://schemas.microsoft.com/office/drawing/2010/main" val="0"/>
-                        </a:ext>
-                      </a:extLst>
-                    </a:blip>
-                    <a:stretch>
-                      <a:fillRect/>
-                    </a:stretch>
-                  </pic:blipFill>
-                  <pic:spPr>
-                    <a:xfrm>
-                      <a:off x="0" y="0"/>
-                      <a:ext cx="2990850" cy="1927860"/>
-                    </a:xfrm>
-                    <a:prstGeom prst="rect">
-                      <a:avLst/>
-                    </a:prstGeom>
-                  </pic:spPr>
-                </pic:pic>
-              </a:graphicData>
-            </a:graphic>
-          </wp:anchor>
-        </w:drawing>
-      </w:r>
-      <w:r>
-        <w:rPr>
-          <w:sz w:val="24"/>
-          <w:szCs w:val="24"/>
-        </w:rPr>
-        <w:drawing>
-          <wp:anchor distT="0" distB="0" distL="114300" distR="114300" simplePos="0" relativeHeight="251659264" behindDoc="0" locked="0" layoutInCell="1" allowOverlap="1" wp14:anchorId="12E6F02C" wp14:editId="13A88C71">
-            <wp:simplePos x="0" y="0"/>
-            <wp:positionH relativeFrom="margin">
-              <wp:align>left</wp:align>
-            </wp:positionH>
-            <wp:positionV relativeFrom="paragraph">
-              <wp:posOffset>233504</wp:posOffset>
-            </wp:positionV>
-            <wp:extent cx="2950845" cy="2086610"/>
-            <wp:effectExtent l="0" t="0" r="1905" b="8890"/>
-            <wp:wrapTopAndBottom/>
-            <wp:docPr id="1182553022" name="Image 1" descr="Une image contenant texte, capture d’écran, logiciel, nombre&#10;&#10;Le contenu généré par l’IA peut être incorrect."/>
-            <wp:cNvGraphicFramePr>
-              <a:graphicFrameLocks xmlns:a="http://schemas.openxmlformats.org/drawingml/2006/main" noChangeAspect="1"/>
-            </wp:cNvGraphicFramePr>
-            <a:graphic xmlns:a="http://schemas.openxmlformats.org/drawingml/2006/main">
-              <a:graphicData uri="http://schemas.openxmlformats.org/drawingml/2006/picture">
-                <pic:pic xmlns:pic="http://schemas.openxmlformats.org/drawingml/2006/picture">
-                  <pic:nvPicPr>
-                    <pic:cNvPr id="1182553022" name="Image 1" descr="Une image contenant texte, capture d’écran, logiciel, nombre&#10;&#10;Le contenu généré par l’IA peut être incorrect."/>
-                    <pic:cNvPicPr/>
-                  </pic:nvPicPr>
-                  <pic:blipFill>
-                    <a:blip r:embed="rId19">
-                      <a:extLst>
-                        <a:ext uri="{28A0092B-C50C-407E-A947-70E740481C1C}">
-                          <a14:useLocalDpi xmlns:a14="http://schemas.microsoft.com/office/drawing/2010/main" val="0"/>
-                        </a:ext>
-                      </a:extLst>
-                    </a:blip>
-                    <a:stretch>
-                      <a:fillRect/>
-                    </a:stretch>
-                  </pic:blipFill>
-                  <pic:spPr>
-                    <a:xfrm>
-                      <a:off x="0" y="0"/>
-                      <a:ext cx="2950845" cy="2086610"/>
-                    </a:xfrm>
-                    <a:prstGeom prst="rect">
-                      <a:avLst/>
-                    </a:prstGeom>
-                  </pic:spPr>
-                </pic:pic>
-              </a:graphicData>
-            </a:graphic>
-          </wp:anchor>
-        </w:drawing>
-      </w:r>
-      <w:r>
-        <w:rPr>
-          <w:sz w:val="24"/>
-          <w:szCs w:val="24"/>
-        </w:rPr>
-        <w:t xml:space="preserve">Dictionnaire des données : </w:t>
-      </w:r>
-    </w:p>
-    <w:p>
-      <w:pPr>
-        <w:rPr>
-          <w:sz w:val="24"/>
-          <w:szCs w:val="24"/>
-        </w:rPr>
-      </w:pPr>
-      <w:r>
-        <w:rPr>
-          <w:sz w:val="24"/>
-          <w:szCs w:val="24"/>
-        </w:rPr>
-        <w:lastRenderedPageBreak/>
-        <w:drawing>
-          <wp:anchor distT="0" distB="0" distL="114300" distR="114300" simplePos="0" relativeHeight="251667456" behindDoc="0" locked="0" layoutInCell="1" allowOverlap="1" wp14:anchorId="342A1D5E" wp14:editId="62F2E4DD">
-            <wp:simplePos x="0" y="0"/>
-            <wp:positionH relativeFrom="margin">
-              <wp:align>right</wp:align>
-            </wp:positionH>
-            <wp:positionV relativeFrom="paragraph">
-              <wp:posOffset>2761</wp:posOffset>
-            </wp:positionV>
-            <wp:extent cx="2985135" cy="1421130"/>
-            <wp:effectExtent l="0" t="0" r="5715" b="7620"/>
-            <wp:wrapTopAndBottom/>
-            <wp:docPr id="1234297866" name="Image 1" descr="Une image contenant texte, capture d’écran, Police, nombre&#10;&#10;Le contenu généré par l’IA peut être incorrect."/>
-            <wp:cNvGraphicFramePr>
-              <a:graphicFrameLocks xmlns:a="http://schemas.openxmlformats.org/drawingml/2006/main" noChangeAspect="1"/>
-            </wp:cNvGraphicFramePr>
-            <a:graphic xmlns:a="http://schemas.openxmlformats.org/drawingml/2006/main">
-              <a:graphicData uri="http://schemas.openxmlformats.org/drawingml/2006/picture">
-                <pic:pic xmlns:pic="http://schemas.openxmlformats.org/drawingml/2006/picture">
-                  <pic:nvPicPr>
-                    <pic:cNvPr id="1234297866" name="Image 1" descr="Une image contenant texte, capture d’écran, Police, nombre&#10;&#10;Le contenu généré par l’IA peut être incorrect."/>
-                    <pic:cNvPicPr/>
-                  </pic:nvPicPr>
-                  <pic:blipFill>
-                    <a:blip r:embed="rId20" cstate="print">
-                      <a:extLst>
-                        <a:ext uri="{28A0092B-C50C-407E-A947-70E740481C1C}">
-                          <a14:useLocalDpi xmlns:a14="http://schemas.microsoft.com/office/drawing/2010/main" val="0"/>
-                        </a:ext>
-                      </a:extLst>
-                    </a:blip>
-                    <a:stretch>
-                      <a:fillRect/>
-                    </a:stretch>
-                  </pic:blipFill>
-                  <pic:spPr>
-                    <a:xfrm>
-                      <a:off x="0" y="0"/>
-                      <a:ext cx="2985135" cy="1421130"/>
-                    </a:xfrm>
-                    <a:prstGeom prst="rect">
-                      <a:avLst/>
-                    </a:prstGeom>
-                  </pic:spPr>
-                </pic:pic>
-              </a:graphicData>
-            </a:graphic>
-            <wp14:sizeRelH relativeFrom="margin">
-              <wp14:pctWidth>0</wp14:pctWidth>
-            </wp14:sizeRelH>
-            <wp14:sizeRelV relativeFrom="margin">
-              <wp14:pctHeight>0</wp14:pctHeight>
-            </wp14:sizeRelV>
-          </wp:anchor>
-        </w:drawing>
-      </w:r>
-      <w:r>
-        <w:rPr>
-          <w:sz w:val="24"/>
-          <w:szCs w:val="24"/>
-        </w:rPr>
-        <w:drawing>
-          <wp:inline distT="0" distB="0" distL="0" distR="0" wp14:anchorId="350E2252" wp14:editId="02B51182">
-            <wp:extent cx="2901636" cy="795780"/>
-            <wp:effectExtent l="0" t="0" r="0" b="4445"/>
-            <wp:docPr id="1938307299" name="Image 1" descr="Une image contenant texte, capture d’écran, Police, ligne&#10;&#10;Le contenu généré par l’IA peut être incorrect."/>
-            <wp:cNvGraphicFramePr>
-              <a:graphicFrameLocks xmlns:a="http://schemas.openxmlformats.org/drawingml/2006/main" noChangeAspect="1"/>
-            </wp:cNvGraphicFramePr>
-            <a:graphic xmlns:a="http://schemas.openxmlformats.org/drawingml/2006/main">
-              <a:graphicData uri="http://schemas.openxmlformats.org/drawingml/2006/picture">
-                <pic:pic xmlns:pic="http://schemas.openxmlformats.org/drawingml/2006/picture">
-                  <pic:nvPicPr>
-                    <pic:cNvPr id="1938307299" name="Image 1" descr="Une image contenant texte, capture d’écran, Police, ligne&#10;&#10;Le contenu généré par l’IA peut être incorrect."/>
-                    <pic:cNvPicPr/>
-                  </pic:nvPicPr>
-                  <pic:blipFill>
-                    <a:blip r:embed="rId21"/>
-                    <a:stretch>
-                      <a:fillRect/>
-                    </a:stretch>
-                  </pic:blipFill>
-                  <pic:spPr>
-                    <a:xfrm>
-                      <a:off x="0" y="0"/>
-                      <a:ext cx="2901636" cy="795780"/>
+                      <a:ext cx="5943600" cy="3522345"/>
                     </a:xfrm>
                     <a:prstGeom prst="rect">
                       <a:avLst/>
@@ -2199,45 +1625,47 @@
           </wp:inline>
         </w:drawing>
       </w:r>
-      <w:r>
-        <w:rPr>
-          <w:sz w:val="24"/>
-          <w:szCs w:val="24"/>
-        </w:rPr>
-        <w:br/>
-      </w:r>
-      <w:r>
-        <w:rPr>
-          <w:sz w:val="24"/>
-          <w:szCs w:val="24"/>
-        </w:rPr>
-        <w:br/>
-      </w:r>
-      <w:r>
-        <w:rPr>
-          <w:sz w:val="24"/>
-          <w:szCs w:val="24"/>
-        </w:rPr>
-        <w:br/>
-      </w:r>
+    </w:p>
+    <w:p>
+      <w:pPr>
+        <w:rPr>
+          <w:sz w:val="24"/>
+          <w:szCs w:val="24"/>
+        </w:rPr>
+      </w:pPr>
+      <w:r>
+        <w:rPr>
+          <w:sz w:val="24"/>
+          <w:szCs w:val="24"/>
+        </w:rPr>
+        <w:br w:type="page"/>
+      </w:r>
+      <w:r>
+        <w:rPr>
+          <w:sz w:val="24"/>
+          <w:szCs w:val="24"/>
+        </w:rPr>
+        <w:lastRenderedPageBreak/>
+        <w:t xml:space="preserve">Dictionnaire des données : </w:t>
+      </w:r>
+    </w:p>
+    <w:p>
+      <w:pPr>
+        <w:rPr>
+          <w:sz w:val="24"/>
+          <w:szCs w:val="24"/>
+        </w:rPr>
+      </w:pPr>
       <w:r>
         <w:rPr>
           <w:sz w:val="24"/>
           <w:szCs w:val="24"/>
         </w:rPr>
         <w:drawing>
-          <wp:anchor distT="0" distB="0" distL="114300" distR="114300" simplePos="0" relativeHeight="251666432" behindDoc="0" locked="0" layoutInCell="1" allowOverlap="1" wp14:anchorId="4A7F9A7D" wp14:editId="748AFA4C">
-            <wp:simplePos x="0" y="0"/>
-            <wp:positionH relativeFrom="margin">
-              <wp:posOffset>-73025</wp:posOffset>
-            </wp:positionH>
-            <wp:positionV relativeFrom="paragraph">
-              <wp:posOffset>0</wp:posOffset>
-            </wp:positionV>
-            <wp:extent cx="2985770" cy="1421130"/>
-            <wp:effectExtent l="0" t="0" r="5080" b="7620"/>
-            <wp:wrapTopAndBottom/>
-            <wp:docPr id="60079300" name="Image 1" descr="Une image contenant texte, capture d’écran, Police, nombre&#10;&#10;Le contenu généré par l’IA peut être incorrect."/>
+          <wp:inline distT="0" distB="0" distL="0" distR="0" wp14:anchorId="49F2F4EA" wp14:editId="37F5CAE4">
+            <wp:extent cx="2562373" cy="3848431"/>
+            <wp:effectExtent l="0" t="0" r="0" b="0"/>
+            <wp:docPr id="1567777020" name="Picture 1"/>
             <wp:cNvGraphicFramePr>
               <a:graphicFrameLocks xmlns:a="http://schemas.openxmlformats.org/drawingml/2006/main" noChangeAspect="1"/>
             </wp:cNvGraphicFramePr>
@@ -2245,17 +1673,11 @@
               <a:graphicData uri="http://schemas.openxmlformats.org/drawingml/2006/picture">
                 <pic:pic xmlns:pic="http://schemas.openxmlformats.org/drawingml/2006/picture">
                   <pic:nvPicPr>
-                    <pic:cNvPr id="60079300" name="Image 1" descr="Une image contenant texte, capture d’écran, Police, nombre&#10;&#10;Le contenu généré par l’IA peut être incorrect."/>
+                    <pic:cNvPr id="1567777020" name=""/>
                     <pic:cNvPicPr/>
                   </pic:nvPicPr>
                   <pic:blipFill>
-                    <a:blip r:embed="rId22" cstate="print">
-                      <a:extLst>
-                        <a:ext uri="{28A0092B-C50C-407E-A947-70E740481C1C}">
-                          <a14:useLocalDpi xmlns:a14="http://schemas.microsoft.com/office/drawing/2010/main" val="0"/>
-                        </a:ext>
-                      </a:extLst>
-                    </a:blip>
+                    <a:blip r:embed="rId13"/>
                     <a:stretch>
                       <a:fillRect/>
                     </a:stretch>
@@ -2263,7 +1685,7 @@
                   <pic:spPr>
                     <a:xfrm>
                       <a:off x="0" y="0"/>
-                      <a:ext cx="2985770" cy="1421130"/>
+                      <a:ext cx="2567665" cy="3856379"/>
                     </a:xfrm>
                     <a:prstGeom prst="rect">
                       <a:avLst/>
@@ -2272,14 +1694,235 @@
                 </pic:pic>
               </a:graphicData>
             </a:graphic>
-            <wp14:sizeRelH relativeFrom="margin">
-              <wp14:pctWidth>0</wp14:pctWidth>
-            </wp14:sizeRelH>
-            <wp14:sizeRelV relativeFrom="margin">
-              <wp14:pctHeight>0</wp14:pctHeight>
-            </wp14:sizeRelV>
-          </wp:anchor>
+          </wp:inline>
         </w:drawing>
+      </w:r>
+      <w:r>
+        <w:rPr>
+          <w:sz w:val="24"/>
+          <w:szCs w:val="24"/>
+        </w:rPr>
+        <w:drawing>
+          <wp:inline distT="0" distB="0" distL="0" distR="0" wp14:anchorId="18F01FDE" wp14:editId="526F587B">
+            <wp:extent cx="2965837" cy="3850484"/>
+            <wp:effectExtent l="0" t="0" r="6350" b="0"/>
+            <wp:docPr id="1247072205" name="Picture 1"/>
+            <wp:cNvGraphicFramePr>
+              <a:graphicFrameLocks xmlns:a="http://schemas.openxmlformats.org/drawingml/2006/main" noChangeAspect="1"/>
+            </wp:cNvGraphicFramePr>
+            <a:graphic xmlns:a="http://schemas.openxmlformats.org/drawingml/2006/main">
+              <a:graphicData uri="http://schemas.openxmlformats.org/drawingml/2006/picture">
+                <pic:pic xmlns:pic="http://schemas.openxmlformats.org/drawingml/2006/picture">
+                  <pic:nvPicPr>
+                    <pic:cNvPr id="1247072205" name=""/>
+                    <pic:cNvPicPr/>
+                  </pic:nvPicPr>
+                  <pic:blipFill>
+                    <a:blip r:embed="rId14"/>
+                    <a:stretch>
+                      <a:fillRect/>
+                    </a:stretch>
+                  </pic:blipFill>
+                  <pic:spPr>
+                    <a:xfrm>
+                      <a:off x="0" y="0"/>
+                      <a:ext cx="2977164" cy="3865190"/>
+                    </a:xfrm>
+                    <a:prstGeom prst="rect">
+                      <a:avLst/>
+                    </a:prstGeom>
+                  </pic:spPr>
+                </pic:pic>
+              </a:graphicData>
+            </a:graphic>
+          </wp:inline>
+        </w:drawing>
+      </w:r>
+      <w:r>
+        <w:rPr>
+          <w:sz w:val="24"/>
+          <w:szCs w:val="24"/>
+        </w:rPr>
+        <w:drawing>
+          <wp:inline distT="0" distB="0" distL="0" distR="0" wp14:anchorId="4C9746B5" wp14:editId="0DD322FE">
+            <wp:extent cx="2902226" cy="3823736"/>
+            <wp:effectExtent l="0" t="0" r="0" b="5715"/>
+            <wp:docPr id="455511880" name="Picture 1"/>
+            <wp:cNvGraphicFramePr>
+              <a:graphicFrameLocks xmlns:a="http://schemas.openxmlformats.org/drawingml/2006/main" noChangeAspect="1"/>
+            </wp:cNvGraphicFramePr>
+            <a:graphic xmlns:a="http://schemas.openxmlformats.org/drawingml/2006/main">
+              <a:graphicData uri="http://schemas.openxmlformats.org/drawingml/2006/picture">
+                <pic:pic xmlns:pic="http://schemas.openxmlformats.org/drawingml/2006/picture">
+                  <pic:nvPicPr>
+                    <pic:cNvPr id="455511880" name=""/>
+                    <pic:cNvPicPr/>
+                  </pic:nvPicPr>
+                  <pic:blipFill>
+                    <a:blip r:embed="rId15"/>
+                    <a:stretch>
+                      <a:fillRect/>
+                    </a:stretch>
+                  </pic:blipFill>
+                  <pic:spPr>
+                    <a:xfrm>
+                      <a:off x="0" y="0"/>
+                      <a:ext cx="2918895" cy="3845697"/>
+                    </a:xfrm>
+                    <a:prstGeom prst="rect">
+                      <a:avLst/>
+                    </a:prstGeom>
+                  </pic:spPr>
+                </pic:pic>
+              </a:graphicData>
+            </a:graphic>
+          </wp:inline>
+        </w:drawing>
+      </w:r>
+      <w:r>
+        <w:rPr>
+          <w:sz w:val="24"/>
+          <w:szCs w:val="24"/>
+        </w:rPr>
+        <w:drawing>
+          <wp:inline distT="0" distB="0" distL="0" distR="0" wp14:anchorId="111B0690" wp14:editId="499A3F5A">
+            <wp:extent cx="2945738" cy="3627258"/>
+            <wp:effectExtent l="0" t="0" r="7620" b="0"/>
+            <wp:docPr id="99448551" name="Picture 1"/>
+            <wp:cNvGraphicFramePr>
+              <a:graphicFrameLocks xmlns:a="http://schemas.openxmlformats.org/drawingml/2006/main" noChangeAspect="1"/>
+            </wp:cNvGraphicFramePr>
+            <a:graphic xmlns:a="http://schemas.openxmlformats.org/drawingml/2006/main">
+              <a:graphicData uri="http://schemas.openxmlformats.org/drawingml/2006/picture">
+                <pic:pic xmlns:pic="http://schemas.openxmlformats.org/drawingml/2006/picture">
+                  <pic:nvPicPr>
+                    <pic:cNvPr id="99448551" name=""/>
+                    <pic:cNvPicPr/>
+                  </pic:nvPicPr>
+                  <pic:blipFill>
+                    <a:blip r:embed="rId16"/>
+                    <a:stretch>
+                      <a:fillRect/>
+                    </a:stretch>
+                  </pic:blipFill>
+                  <pic:spPr>
+                    <a:xfrm>
+                      <a:off x="0" y="0"/>
+                      <a:ext cx="2964715" cy="3650625"/>
+                    </a:xfrm>
+                    <a:prstGeom prst="rect">
+                      <a:avLst/>
+                    </a:prstGeom>
+                  </pic:spPr>
+                </pic:pic>
+              </a:graphicData>
+            </a:graphic>
+          </wp:inline>
+        </w:drawing>
+      </w:r>
+      <w:r>
+        <w:rPr>
+          <w:sz w:val="24"/>
+          <w:szCs w:val="24"/>
+        </w:rPr>
+        <w:br/>
+      </w:r>
+      <w:r>
+        <w:rPr>
+          <w:sz w:val="24"/>
+          <w:szCs w:val="24"/>
+        </w:rPr>
+        <w:br/>
+      </w:r>
+      <w:r>
+        <w:rPr>
+          <w:sz w:val="24"/>
+          <w:szCs w:val="24"/>
+        </w:rPr>
+        <w:lastRenderedPageBreak/>
+        <w:drawing>
+          <wp:inline distT="0" distB="0" distL="0" distR="0" wp14:anchorId="18AC2C9B" wp14:editId="03D74ED1">
+            <wp:extent cx="3180522" cy="2292108"/>
+            <wp:effectExtent l="0" t="0" r="1270" b="0"/>
+            <wp:docPr id="246505249" name="Picture 1"/>
+            <wp:cNvGraphicFramePr>
+              <a:graphicFrameLocks xmlns:a="http://schemas.openxmlformats.org/drawingml/2006/main" noChangeAspect="1"/>
+            </wp:cNvGraphicFramePr>
+            <a:graphic xmlns:a="http://schemas.openxmlformats.org/drawingml/2006/main">
+              <a:graphicData uri="http://schemas.openxmlformats.org/drawingml/2006/picture">
+                <pic:pic xmlns:pic="http://schemas.openxmlformats.org/drawingml/2006/picture">
+                  <pic:nvPicPr>
+                    <pic:cNvPr id="246505249" name=""/>
+                    <pic:cNvPicPr/>
+                  </pic:nvPicPr>
+                  <pic:blipFill>
+                    <a:blip r:embed="rId17"/>
+                    <a:stretch>
+                      <a:fillRect/>
+                    </a:stretch>
+                  </pic:blipFill>
+                  <pic:spPr>
+                    <a:xfrm>
+                      <a:off x="0" y="0"/>
+                      <a:ext cx="3187347" cy="2297027"/>
+                    </a:xfrm>
+                    <a:prstGeom prst="rect">
+                      <a:avLst/>
+                    </a:prstGeom>
+                  </pic:spPr>
+                </pic:pic>
+              </a:graphicData>
+            </a:graphic>
+          </wp:inline>
+        </w:drawing>
+      </w:r>
+      <w:r>
+        <w:rPr>
+          <w:sz w:val="24"/>
+          <w:szCs w:val="24"/>
+        </w:rPr>
+        <w:drawing>
+          <wp:inline distT="0" distB="0" distL="0" distR="0" wp14:anchorId="548B5510" wp14:editId="212CB040">
+            <wp:extent cx="2708905" cy="2719070"/>
+            <wp:effectExtent l="0" t="0" r="0" b="5080"/>
+            <wp:docPr id="822323410" name="Picture 1"/>
+            <wp:cNvGraphicFramePr>
+              <a:graphicFrameLocks xmlns:a="http://schemas.openxmlformats.org/drawingml/2006/main" noChangeAspect="1"/>
+            </wp:cNvGraphicFramePr>
+            <a:graphic xmlns:a="http://schemas.openxmlformats.org/drawingml/2006/main">
+              <a:graphicData uri="http://schemas.openxmlformats.org/drawingml/2006/picture">
+                <pic:pic xmlns:pic="http://schemas.openxmlformats.org/drawingml/2006/picture">
+                  <pic:nvPicPr>
+                    <pic:cNvPr id="822323410" name=""/>
+                    <pic:cNvPicPr/>
+                  </pic:nvPicPr>
+                  <pic:blipFill>
+                    <a:blip r:embed="rId18"/>
+                    <a:stretch>
+                      <a:fillRect/>
+                    </a:stretch>
+                  </pic:blipFill>
+                  <pic:spPr>
+                    <a:xfrm>
+                      <a:off x="0" y="0"/>
+                      <a:ext cx="2712467" cy="2722645"/>
+                    </a:xfrm>
+                    <a:prstGeom prst="rect">
+                      <a:avLst/>
+                    </a:prstGeom>
+                  </pic:spPr>
+                </pic:pic>
+              </a:graphicData>
+            </a:graphic>
+          </wp:inline>
+        </w:drawing>
+      </w:r>
+      <w:r>
+        <w:rPr>
+          <w:sz w:val="24"/>
+          <w:szCs w:val="24"/>
+        </w:rPr>
+        <w:br/>
       </w:r>
     </w:p>
     <w:sectPr>
@@ -3559,11 +3202,11 @@
     <w:name w:val="Normal"/>
     <w:qFormat/>
   </w:style>
-  <w:style w:type="paragraph" w:styleId="Titre1">
+  <w:style w:type="paragraph" w:styleId="Heading1">
     <w:name w:val="heading 1"/>
     <w:basedOn w:val="Normal"/>
     <w:next w:val="Normal"/>
-    <w:link w:val="Titre1Car"/>
+    <w:link w:val="Heading1Char"/>
     <w:uiPriority w:val="9"/>
     <w:qFormat/>
     <w:rsid w:val="00342B2C"/>
@@ -3580,11 +3223,11 @@
       <w:szCs w:val="40"/>
     </w:rPr>
   </w:style>
-  <w:style w:type="paragraph" w:styleId="Titre2">
+  <w:style w:type="paragraph" w:styleId="Heading2">
     <w:name w:val="heading 2"/>
     <w:basedOn w:val="Normal"/>
     <w:next w:val="Normal"/>
-    <w:link w:val="Titre2Car"/>
+    <w:link w:val="Heading2Char"/>
     <w:uiPriority w:val="9"/>
     <w:semiHidden/>
     <w:unhideWhenUsed/>
@@ -3603,11 +3246,11 @@
       <w:szCs w:val="32"/>
     </w:rPr>
   </w:style>
-  <w:style w:type="paragraph" w:styleId="Titre3">
+  <w:style w:type="paragraph" w:styleId="Heading3">
     <w:name w:val="heading 3"/>
     <w:basedOn w:val="Normal"/>
     <w:next w:val="Normal"/>
-    <w:link w:val="Titre3Car"/>
+    <w:link w:val="Heading3Char"/>
     <w:uiPriority w:val="9"/>
     <w:semiHidden/>
     <w:unhideWhenUsed/>
@@ -3626,11 +3269,11 @@
       <w:szCs w:val="28"/>
     </w:rPr>
   </w:style>
-  <w:style w:type="paragraph" w:styleId="Titre4">
+  <w:style w:type="paragraph" w:styleId="Heading4">
     <w:name w:val="heading 4"/>
     <w:basedOn w:val="Normal"/>
     <w:next w:val="Normal"/>
-    <w:link w:val="Titre4Car"/>
+    <w:link w:val="Heading4Char"/>
     <w:uiPriority w:val="9"/>
     <w:semiHidden/>
     <w:unhideWhenUsed/>
@@ -3649,11 +3292,11 @@
       <w:color w:val="0F4761" w:themeColor="accent1" w:themeShade="BF"/>
     </w:rPr>
   </w:style>
-  <w:style w:type="paragraph" w:styleId="Titre5">
+  <w:style w:type="paragraph" w:styleId="Heading5">
     <w:name w:val="heading 5"/>
     <w:basedOn w:val="Normal"/>
     <w:next w:val="Normal"/>
-    <w:link w:val="Titre5Car"/>
+    <w:link w:val="Heading5Char"/>
     <w:uiPriority w:val="9"/>
     <w:semiHidden/>
     <w:unhideWhenUsed/>
@@ -3670,11 +3313,11 @@
       <w:color w:val="0F4761" w:themeColor="accent1" w:themeShade="BF"/>
     </w:rPr>
   </w:style>
-  <w:style w:type="paragraph" w:styleId="Titre6">
+  <w:style w:type="paragraph" w:styleId="Heading6">
     <w:name w:val="heading 6"/>
     <w:basedOn w:val="Normal"/>
     <w:next w:val="Normal"/>
-    <w:link w:val="Titre6Car"/>
+    <w:link w:val="Heading6Char"/>
     <w:uiPriority w:val="9"/>
     <w:semiHidden/>
     <w:unhideWhenUsed/>
@@ -3693,11 +3336,11 @@
       <w:color w:val="595959" w:themeColor="text1" w:themeTint="A6"/>
     </w:rPr>
   </w:style>
-  <w:style w:type="paragraph" w:styleId="Titre7">
+  <w:style w:type="paragraph" w:styleId="Heading7">
     <w:name w:val="heading 7"/>
     <w:basedOn w:val="Normal"/>
     <w:next w:val="Normal"/>
-    <w:link w:val="Titre7Car"/>
+    <w:link w:val="Heading7Char"/>
     <w:uiPriority w:val="9"/>
     <w:semiHidden/>
     <w:unhideWhenUsed/>
@@ -3714,11 +3357,11 @@
       <w:color w:val="595959" w:themeColor="text1" w:themeTint="A6"/>
     </w:rPr>
   </w:style>
-  <w:style w:type="paragraph" w:styleId="Titre8">
+  <w:style w:type="paragraph" w:styleId="Heading8">
     <w:name w:val="heading 8"/>
     <w:basedOn w:val="Normal"/>
     <w:next w:val="Normal"/>
-    <w:link w:val="Titre8Car"/>
+    <w:link w:val="Heading8Char"/>
     <w:uiPriority w:val="9"/>
     <w:semiHidden/>
     <w:unhideWhenUsed/>
@@ -3737,11 +3380,11 @@
       <w:color w:val="272727" w:themeColor="text1" w:themeTint="D8"/>
     </w:rPr>
   </w:style>
-  <w:style w:type="paragraph" w:styleId="Titre9">
+  <w:style w:type="paragraph" w:styleId="Heading9">
     <w:name w:val="heading 9"/>
     <w:basedOn w:val="Normal"/>
     <w:next w:val="Normal"/>
-    <w:link w:val="Titre9Car"/>
+    <w:link w:val="Heading9Char"/>
     <w:uiPriority w:val="9"/>
     <w:semiHidden/>
     <w:unhideWhenUsed/>
@@ -3758,12 +3401,13 @@
       <w:color w:val="272727" w:themeColor="text1" w:themeTint="D8"/>
     </w:rPr>
   </w:style>
-  <w:style w:type="character" w:default="1" w:styleId="Policepardfaut">
+  <w:style w:type="character" w:default="1" w:styleId="DefaultParagraphFont">
     <w:name w:val="Default Paragraph Font"/>
     <w:uiPriority w:val="1"/>
+    <w:semiHidden/>
     <w:unhideWhenUsed/>
   </w:style>
-  <w:style w:type="table" w:default="1" w:styleId="TableauNormal">
+  <w:style w:type="table" w:default="1" w:styleId="TableNormal">
     <w:name w:val="Normal Table"/>
     <w:uiPriority w:val="99"/>
     <w:semiHidden/>
@@ -3778,16 +3422,16 @@
       </w:tblCellMar>
     </w:tblPr>
   </w:style>
-  <w:style w:type="numbering" w:default="1" w:styleId="Aucuneliste">
+  <w:style w:type="numbering" w:default="1" w:styleId="NoList">
     <w:name w:val="No List"/>
     <w:uiPriority w:val="99"/>
     <w:semiHidden/>
     <w:unhideWhenUsed/>
   </w:style>
-  <w:style w:type="character" w:customStyle="1" w:styleId="Titre1Car">
-    <w:name w:val="Titre 1 Car"/>
-    <w:basedOn w:val="Policepardfaut"/>
-    <w:link w:val="Titre1"/>
+  <w:style w:type="character" w:customStyle="1" w:styleId="Heading1Char">
+    <w:name w:val="Heading 1 Char"/>
+    <w:basedOn w:val="DefaultParagraphFont"/>
+    <w:link w:val="Heading1"/>
     <w:uiPriority w:val="9"/>
     <w:rsid w:val="00342B2C"/>
     <w:rPr>
@@ -3797,10 +3441,10 @@
       <w:szCs w:val="40"/>
     </w:rPr>
   </w:style>
-  <w:style w:type="character" w:customStyle="1" w:styleId="Titre2Car">
-    <w:name w:val="Titre 2 Car"/>
-    <w:basedOn w:val="Policepardfaut"/>
-    <w:link w:val="Titre2"/>
+  <w:style w:type="character" w:customStyle="1" w:styleId="Heading2Char">
+    <w:name w:val="Heading 2 Char"/>
+    <w:basedOn w:val="DefaultParagraphFont"/>
+    <w:link w:val="Heading2"/>
     <w:uiPriority w:val="9"/>
     <w:semiHidden/>
     <w:rsid w:val="00342B2C"/>
@@ -3811,10 +3455,10 @@
       <w:szCs w:val="32"/>
     </w:rPr>
   </w:style>
-  <w:style w:type="character" w:customStyle="1" w:styleId="Titre3Car">
-    <w:name w:val="Titre 3 Car"/>
-    <w:basedOn w:val="Policepardfaut"/>
-    <w:link w:val="Titre3"/>
+  <w:style w:type="character" w:customStyle="1" w:styleId="Heading3Char">
+    <w:name w:val="Heading 3 Char"/>
+    <w:basedOn w:val="DefaultParagraphFont"/>
+    <w:link w:val="Heading3"/>
     <w:uiPriority w:val="9"/>
     <w:semiHidden/>
     <w:rsid w:val="00342B2C"/>
@@ -3825,10 +3469,10 @@
       <w:szCs w:val="28"/>
     </w:rPr>
   </w:style>
-  <w:style w:type="character" w:customStyle="1" w:styleId="Titre4Car">
-    <w:name w:val="Titre 4 Car"/>
-    <w:basedOn w:val="Policepardfaut"/>
-    <w:link w:val="Titre4"/>
+  <w:style w:type="character" w:customStyle="1" w:styleId="Heading4Char">
+    <w:name w:val="Heading 4 Char"/>
+    <w:basedOn w:val="DefaultParagraphFont"/>
+    <w:link w:val="Heading4"/>
     <w:uiPriority w:val="9"/>
     <w:semiHidden/>
     <w:rsid w:val="00342B2C"/>
@@ -3839,10 +3483,10 @@
       <w:color w:val="0F4761" w:themeColor="accent1" w:themeShade="BF"/>
     </w:rPr>
   </w:style>
-  <w:style w:type="character" w:customStyle="1" w:styleId="Titre5Car">
-    <w:name w:val="Titre 5 Car"/>
-    <w:basedOn w:val="Policepardfaut"/>
-    <w:link w:val="Titre5"/>
+  <w:style w:type="character" w:customStyle="1" w:styleId="Heading5Char">
+    <w:name w:val="Heading 5 Char"/>
+    <w:basedOn w:val="DefaultParagraphFont"/>
+    <w:link w:val="Heading5"/>
     <w:uiPriority w:val="9"/>
     <w:semiHidden/>
     <w:rsid w:val="00342B2C"/>
@@ -3851,10 +3495,10 @@
       <w:color w:val="0F4761" w:themeColor="accent1" w:themeShade="BF"/>
     </w:rPr>
   </w:style>
-  <w:style w:type="character" w:customStyle="1" w:styleId="Titre6Car">
-    <w:name w:val="Titre 6 Car"/>
-    <w:basedOn w:val="Policepardfaut"/>
-    <w:link w:val="Titre6"/>
+  <w:style w:type="character" w:customStyle="1" w:styleId="Heading6Char">
+    <w:name w:val="Heading 6 Char"/>
+    <w:basedOn w:val="DefaultParagraphFont"/>
+    <w:link w:val="Heading6"/>
     <w:uiPriority w:val="9"/>
     <w:semiHidden/>
     <w:rsid w:val="00342B2C"/>
@@ -3865,10 +3509,10 @@
       <w:color w:val="595959" w:themeColor="text1" w:themeTint="A6"/>
     </w:rPr>
   </w:style>
-  <w:style w:type="character" w:customStyle="1" w:styleId="Titre7Car">
-    <w:name w:val="Titre 7 Car"/>
-    <w:basedOn w:val="Policepardfaut"/>
-    <w:link w:val="Titre7"/>
+  <w:style w:type="character" w:customStyle="1" w:styleId="Heading7Char">
+    <w:name w:val="Heading 7 Char"/>
+    <w:basedOn w:val="DefaultParagraphFont"/>
+    <w:link w:val="Heading7"/>
     <w:uiPriority w:val="9"/>
     <w:semiHidden/>
     <w:rsid w:val="00342B2C"/>
@@ -3877,10 +3521,10 @@
       <w:color w:val="595959" w:themeColor="text1" w:themeTint="A6"/>
     </w:rPr>
   </w:style>
-  <w:style w:type="character" w:customStyle="1" w:styleId="Titre8Car">
-    <w:name w:val="Titre 8 Car"/>
-    <w:basedOn w:val="Policepardfaut"/>
-    <w:link w:val="Titre8"/>
+  <w:style w:type="character" w:customStyle="1" w:styleId="Heading8Char">
+    <w:name w:val="Heading 8 Char"/>
+    <w:basedOn w:val="DefaultParagraphFont"/>
+    <w:link w:val="Heading8"/>
     <w:uiPriority w:val="9"/>
     <w:semiHidden/>
     <w:rsid w:val="00342B2C"/>
@@ -3891,10 +3535,10 @@
       <w:color w:val="272727" w:themeColor="text1" w:themeTint="D8"/>
     </w:rPr>
   </w:style>
-  <w:style w:type="character" w:customStyle="1" w:styleId="Titre9Car">
-    <w:name w:val="Titre 9 Car"/>
-    <w:basedOn w:val="Policepardfaut"/>
-    <w:link w:val="Titre9"/>
+  <w:style w:type="character" w:customStyle="1" w:styleId="Heading9Char">
+    <w:name w:val="Heading 9 Char"/>
+    <w:basedOn w:val="DefaultParagraphFont"/>
+    <w:link w:val="Heading9"/>
     <w:uiPriority w:val="9"/>
     <w:semiHidden/>
     <w:rsid w:val="00342B2C"/>
@@ -3903,11 +3547,11 @@
       <w:color w:val="272727" w:themeColor="text1" w:themeTint="D8"/>
     </w:rPr>
   </w:style>
-  <w:style w:type="paragraph" w:styleId="Titre">
+  <w:style w:type="paragraph" w:styleId="Title">
     <w:name w:val="Title"/>
     <w:basedOn w:val="Normal"/>
     <w:next w:val="Normal"/>
-    <w:link w:val="TitreCar"/>
+    <w:link w:val="TitleChar"/>
     <w:uiPriority w:val="10"/>
     <w:qFormat/>
     <w:rsid w:val="00342B2C"/>
@@ -3923,10 +3567,10 @@
       <w:szCs w:val="56"/>
     </w:rPr>
   </w:style>
-  <w:style w:type="character" w:customStyle="1" w:styleId="TitreCar">
-    <w:name w:val="Titre Car"/>
-    <w:basedOn w:val="Policepardfaut"/>
-    <w:link w:val="Titre"/>
+  <w:style w:type="character" w:customStyle="1" w:styleId="TitleChar">
+    <w:name w:val="Title Char"/>
+    <w:basedOn w:val="DefaultParagraphFont"/>
+    <w:link w:val="Title"/>
     <w:uiPriority w:val="10"/>
     <w:rsid w:val="00342B2C"/>
     <w:rPr>
@@ -3937,11 +3581,11 @@
       <w:szCs w:val="56"/>
     </w:rPr>
   </w:style>
-  <w:style w:type="paragraph" w:styleId="Sous-titre">
+  <w:style w:type="paragraph" w:styleId="Subtitle">
     <w:name w:val="Subtitle"/>
     <w:basedOn w:val="Normal"/>
     <w:next w:val="Normal"/>
-    <w:link w:val="Sous-titreCar"/>
+    <w:link w:val="SubtitleChar"/>
     <w:uiPriority w:val="11"/>
     <w:qFormat/>
     <w:rsid w:val="00342B2C"/>
@@ -3958,10 +3602,10 @@
       <w:szCs w:val="28"/>
     </w:rPr>
   </w:style>
-  <w:style w:type="character" w:customStyle="1" w:styleId="Sous-titreCar">
-    <w:name w:val="Sous-titre Car"/>
-    <w:basedOn w:val="Policepardfaut"/>
-    <w:link w:val="Sous-titre"/>
+  <w:style w:type="character" w:customStyle="1" w:styleId="SubtitleChar">
+    <w:name w:val="Subtitle Char"/>
+    <w:basedOn w:val="DefaultParagraphFont"/>
+    <w:link w:val="Subtitle"/>
     <w:uiPriority w:val="11"/>
     <w:rsid w:val="00342B2C"/>
     <w:rPr>
@@ -3972,11 +3616,11 @@
       <w:szCs w:val="28"/>
     </w:rPr>
   </w:style>
-  <w:style w:type="paragraph" w:styleId="Citation">
+  <w:style w:type="paragraph" w:styleId="Quote">
     <w:name w:val="Quote"/>
     <w:basedOn w:val="Normal"/>
     <w:next w:val="Normal"/>
-    <w:link w:val="CitationCar"/>
+    <w:link w:val="QuoteChar"/>
     <w:uiPriority w:val="29"/>
     <w:qFormat/>
     <w:rsid w:val="00342B2C"/>
@@ -3990,10 +3634,10 @@
       <w:color w:val="404040" w:themeColor="text1" w:themeTint="BF"/>
     </w:rPr>
   </w:style>
-  <w:style w:type="character" w:customStyle="1" w:styleId="CitationCar">
-    <w:name w:val="Citation Car"/>
-    <w:basedOn w:val="Policepardfaut"/>
-    <w:link w:val="Citation"/>
+  <w:style w:type="character" w:customStyle="1" w:styleId="QuoteChar">
+    <w:name w:val="Quote Char"/>
+    <w:basedOn w:val="DefaultParagraphFont"/>
+    <w:link w:val="Quote"/>
     <w:uiPriority w:val="29"/>
     <w:rsid w:val="00342B2C"/>
     <w:rPr>
@@ -4002,7 +3646,7 @@
       <w:color w:val="404040" w:themeColor="text1" w:themeTint="BF"/>
     </w:rPr>
   </w:style>
-  <w:style w:type="paragraph" w:styleId="Paragraphedeliste">
+  <w:style w:type="paragraph" w:styleId="ListParagraph">
     <w:name w:val="List Paragraph"/>
     <w:basedOn w:val="Normal"/>
     <w:uiPriority w:val="34"/>
@@ -4013,9 +3657,9 @@
       <w:contextualSpacing/>
     </w:pPr>
   </w:style>
-  <w:style w:type="character" w:styleId="Accentuationintense">
+  <w:style w:type="character" w:styleId="IntenseEmphasis">
     <w:name w:val="Intense Emphasis"/>
-    <w:basedOn w:val="Policepardfaut"/>
+    <w:basedOn w:val="DefaultParagraphFont"/>
     <w:uiPriority w:val="21"/>
     <w:qFormat/>
     <w:rsid w:val="00342B2C"/>
@@ -4025,11 +3669,11 @@
       <w:color w:val="0F4761" w:themeColor="accent1" w:themeShade="BF"/>
     </w:rPr>
   </w:style>
-  <w:style w:type="paragraph" w:styleId="Citationintense">
+  <w:style w:type="paragraph" w:styleId="IntenseQuote">
     <w:name w:val="Intense Quote"/>
     <w:basedOn w:val="Normal"/>
     <w:next w:val="Normal"/>
-    <w:link w:val="CitationintenseCar"/>
+    <w:link w:val="IntenseQuoteChar"/>
     <w:uiPriority w:val="30"/>
     <w:qFormat/>
     <w:rsid w:val="00342B2C"/>
@@ -4048,10 +3692,10 @@
       <w:color w:val="0F4761" w:themeColor="accent1" w:themeShade="BF"/>
     </w:rPr>
   </w:style>
-  <w:style w:type="character" w:customStyle="1" w:styleId="CitationintenseCar">
-    <w:name w:val="Citation intense Car"/>
-    <w:basedOn w:val="Policepardfaut"/>
-    <w:link w:val="Citationintense"/>
+  <w:style w:type="character" w:customStyle="1" w:styleId="IntenseQuoteChar">
+    <w:name w:val="Intense Quote Char"/>
+    <w:basedOn w:val="DefaultParagraphFont"/>
+    <w:link w:val="IntenseQuote"/>
     <w:uiPriority w:val="30"/>
     <w:rsid w:val="00342B2C"/>
     <w:rPr>
@@ -4060,9 +3704,9 @@
       <w:color w:val="0F4761" w:themeColor="accent1" w:themeShade="BF"/>
     </w:rPr>
   </w:style>
-  <w:style w:type="character" w:styleId="Rfrenceintense">
+  <w:style w:type="character" w:styleId="IntenseReference">
     <w:name w:val="Intense Reference"/>
-    <w:basedOn w:val="Policepardfaut"/>
+    <w:basedOn w:val="DefaultParagraphFont"/>
     <w:uiPriority w:val="32"/>
     <w:qFormat/>
     <w:rsid w:val="00342B2C"/>
@@ -4074,10 +3718,10 @@
       <w:spacing w:val="5"/>
     </w:rPr>
   </w:style>
-  <w:style w:type="paragraph" w:styleId="Notedebasdepage">
+  <w:style w:type="paragraph" w:styleId="FootnoteText">
     <w:name w:val="footnote text"/>
     <w:basedOn w:val="Normal"/>
-    <w:link w:val="NotedebasdepageCar"/>
+    <w:link w:val="FootnoteTextChar"/>
     <w:uiPriority w:val="99"/>
     <w:semiHidden/>
     <w:unhideWhenUsed/>
@@ -4090,10 +3734,10 @@
       <w:szCs w:val="20"/>
     </w:rPr>
   </w:style>
-  <w:style w:type="character" w:customStyle="1" w:styleId="NotedebasdepageCar">
-    <w:name w:val="Note de bas de page Car"/>
-    <w:basedOn w:val="Policepardfaut"/>
-    <w:link w:val="Notedebasdepage"/>
+  <w:style w:type="character" w:customStyle="1" w:styleId="FootnoteTextChar">
+    <w:name w:val="Footnote Text Char"/>
+    <w:basedOn w:val="DefaultParagraphFont"/>
+    <w:link w:val="FootnoteText"/>
     <w:uiPriority w:val="99"/>
     <w:semiHidden/>
     <w:rsid w:val="00342B2C"/>
@@ -4102,9 +3746,9 @@
       <w:szCs w:val="20"/>
     </w:rPr>
   </w:style>
-  <w:style w:type="character" w:styleId="Appelnotedebasdep">
+  <w:style w:type="character" w:styleId="FootnoteReference">
     <w:name w:val="footnote reference"/>
-    <w:basedOn w:val="Policepardfaut"/>
+    <w:basedOn w:val="DefaultParagraphFont"/>
     <w:uiPriority w:val="99"/>
     <w:semiHidden/>
     <w:unhideWhenUsed/>
